--- a/mokun3/2fin/word/m3s2_vocab_check_exam.docx
+++ b/mokun3/2fin/word/m3s2_vocab_check_exam.docx
@@ -19,10 +19,10 @@
     </w:p>
     <w:p>
       <w:pPr>
-        <w:spacing w:before="0" w:after="60" w:line="259" w:lineRule="auto"/>
         <w:pBdr>
           <w:bottom w:val="single" w:sz="8" w:space="1" w:color="1F3864"/>
         </w:pBdr>
+        <w:spacing w:before="0" w:after="60" w:line="259" w:lineRule="auto"/>
       </w:pPr>
       <w:r>
         <w:rPr>
@@ -40,8 +40,8 @@
         <w:sectPr>
           <w:pgSz w:w="11906" w:h="16838"/>
           <w:pgMar w:top="680" w:right="794" w:bottom="624" w:left="794" w:header="720" w:footer="720" w:gutter="0"/>
+          <w:cols w:num="1" w:space="360"/>
           <w:docGrid w:linePitch="360"/>
-          <w:cols w:num="1" w:space="360"/>
         </w:sectPr>
       </w:pPr>
     </w:p>
@@ -3790,8 +3790,8 @@
           <w:type w:val="continuous"/>
           <w:pgSz w:w="11906" w:h="16838"/>
           <w:pgMar w:top="680" w:right="794" w:bottom="624" w:left="794" w:header="720" w:footer="720" w:gutter="0"/>
+          <w:cols w:num="2" w:space="360" w:sep="1"/>
           <w:docGrid w:linePitch="360"/>
-          <w:cols w:num="2" w:space="360" w:sep="1"/>
         </w:sectPr>
       </w:pPr>
     </w:p>
@@ -4158,8 +4158,8 @@
     <w:sectPr>
       <w:pgSz w:w="11906" w:h="16838"/>
       <w:pgMar w:top="680" w:right="794" w:bottom="624" w:left="794" w:header="720" w:footer="720" w:gutter="0"/>
+      <w:cols w:num="1" w:space="360"/>
       <w:docGrid w:linePitch="360"/>
-      <w:cols w:num="1" w:space="360"/>
     </w:sectPr>
   </w:body>
 </w:document>

--- a/mokun3/2fin/word/m3s2_vocab_check_exam.docx
+++ b/mokun3/2fin/word/m3s2_vocab_check_exam.docx
@@ -14,15 +14,15 @@
           <w:sz w:val="28"/>
           <w:u w:val="none"/>
         </w:rPr>
-        <w:t>어휘 예측 CHECK — 2024·2025 3-2 기말 기출 유형 그대로</w:t>
+        <w:t>어휘 CHECK — 기출 유형 · 프린트 원문 전용</w:t>
       </w:r>
     </w:p>
     <w:p>
       <w:pPr>
+        <w:spacing w:before="0" w:after="60" w:line="259" w:lineRule="auto"/>
         <w:pBdr>
           <w:bottom w:val="single" w:sz="8" w:space="1" w:color="1F3864"/>
         </w:pBdr>
-        <w:spacing w:before="0" w:after="60" w:line="259" w:lineRule="auto"/>
       </w:pPr>
       <w:r>
         <w:rPr>
@@ -40,8 +40,8 @@
         <w:sectPr>
           <w:pgSz w:w="11906" w:h="16838"/>
           <w:pgMar w:top="680" w:right="794" w:bottom="624" w:left="794" w:header="720" w:footer="720" w:gutter="0"/>
+          <w:docGrid w:linePitch="360"/>
           <w:cols w:num="1" w:space="360"/>
-          <w:docGrid w:linePitch="360"/>
         </w:sectPr>
       </w:pPr>
     </w:p>
@@ -57,7 +57,7 @@
           <w:sz w:val="16"/>
           <w:u w:val="none"/>
         </w:rPr>
-        <w:t>◆ 예측 CHECK 안내 — 프린트를 통째로 빈칸으로 만드는 대신, 최근 2개년 3-2 기말에 실제로 나온 어휘 발문 9종을 그대로 본떠 프린트 어휘로 다시 출제했습니다. 전문문제(22문항)와는 단어·문장이 겹치지 않습니다.</w:t>
+        <w:t>◆ 2026-10-23 원문 전용판 — 문제에 나오는 영어 문장은 모두 학교 프린트에 인쇄된 문장입니다. 빈칸·밑줄을 만들거나, 오답용으로 다른 프린트 단어 하나를 바꿔 넣은 것만 다릅니다.</w:t>
       </w:r>
     </w:p>
     <w:p>
@@ -74,7 +74,7 @@
           <w:sz w:val="20"/>
           <w:u w:val="none"/>
         </w:rPr>
-        <w:t>■ 어휘 예측 CHECK 1~17</w:t>
+        <w:t>■ 어휘 CHECK 1~17</w:t>
       </w:r>
     </w:p>
     <w:p>
@@ -90,7 +90,7 @@
           <w:sz w:val="18"/>
           <w:u w:val="none"/>
         </w:rPr>
-        <w:t>[2025 #1형] (A)~(E) 빈칸 + 영영풀이가 될 수 없는 것만 묶기</w:t>
+        <w:t>[2025 #1·#8형] 빈칸 (A)~(E) — 영영풀이가 될 수 없는 것</w:t>
       </w:r>
     </w:p>
     <w:p>
@@ -116,7 +116,7 @@
           <w:sz w:val="18"/>
           <w:u w:val="none"/>
         </w:rPr>
-        <w:t xml:space="preserve">[2025 #1형] (A)~(E)의 빈칸에 들어갈 표현에 대한 영영풀이가 될 수 </w:t>
+        <w:t xml:space="preserve">[2025 #1형] (A)~(D)의 빈칸에 들어갈 단어에 대한 영영풀이가 될 수 </w:t>
       </w:r>
       <w:r>
         <w:rPr>
@@ -136,7 +136,7 @@
           <w:sz w:val="18"/>
           <w:u w:val="none"/>
         </w:rPr>
-        <w:t xml:space="preserve"> 것만 묶인 것은? (단, 형태와 순서 상관없음)</w:t>
+        <w:t xml:space="preserve"> 것만 묶인 것은? (단, 형태 변화 가능)</w:t>
       </w:r>
     </w:p>
     <w:p>
@@ -152,12 +152,22 @@
           <w:sz w:val="18"/>
           <w:u w:val="none"/>
         </w:rPr>
-        <w:t>Water (A)________ is becoming a serious problem in many dry regions. To (B)________ water, some cities collect rainwater and reuse it for gardens. Others use (C)________ energy such as solar power to run water-cleaning systems, which is a (D)________ way to protect nature. These efforts help (E)________ the loss of clean water in the future.</w:t>
+        <w:t>(A) It is time to focus on ensuring ________ growth.</w:t>
       </w:r>
       <w:r>
         <w:br/>
       </w:r>
       <w:r>
+        <w:rPr>
+          <w:rFonts w:ascii="맑은 고딕" w:hAnsi="맑은 고딕" w:eastAsia="맑은 고딕"/>
+          <w:b w:val="0"/>
+          <w:i w:val="0"/>
+          <w:sz w:val="18"/>
+          <w:u w:val="none"/>
+        </w:rPr>
+        <w:t>(B) A ________ of food is thought to be the result of a serious drought.</w:t>
+      </w:r>
+      <w:r>
         <w:br/>
       </w:r>
       <w:r>
@@ -168,7 +178,7 @@
           <w:sz w:val="18"/>
           <w:u w:val="none"/>
         </w:rPr>
-        <w:t>ⓐ to stop something from happening</w:t>
+        <w:t>(C) We need to explore ________ to single-use plastics to protect our planet.</w:t>
       </w:r>
       <w:r>
         <w:br/>
@@ -181,12 +191,15 @@
           <w:sz w:val="18"/>
           <w:u w:val="none"/>
         </w:rPr>
-        <w:t>ⓑ capable of being used more than once</w:t>
+        <w:t>(D) The community uses ________ energy sources such as solar power.</w:t>
       </w:r>
       <w:r>
         <w:br/>
       </w:r>
       <w:r>
+        <w:br/>
+      </w:r>
+      <w:r>
         <w:rPr>
           <w:rFonts w:ascii="맑은 고딕" w:hAnsi="맑은 고딕" w:eastAsia="맑은 고딕"/>
           <w:b w:val="0"/>
@@ -194,7 +207,7 @@
           <w:sz w:val="18"/>
           <w:u w:val="none"/>
         </w:rPr>
-        <w:t>ⓒ something that you can use or do instead of something else</w:t>
+        <w:t>ⓐ the gradual destruction and removal of rock or soil in a particular area by rain, wind, or the sea</w:t>
       </w:r>
       <w:r>
         <w:br/>
@@ -207,6 +220,32 @@
           <w:sz w:val="18"/>
           <w:u w:val="none"/>
         </w:rPr>
+        <w:t>ⓑ able to continue over a long period of time without causing damage to the environment or using up natural resources</w:t>
+      </w:r>
+      <w:r>
+        <w:br/>
+      </w:r>
+      <w:r>
+        <w:rPr>
+          <w:rFonts w:ascii="맑은 고딕" w:hAnsi="맑은 고딕" w:eastAsia="맑은 고딕"/>
+          <w:b w:val="0"/>
+          <w:i w:val="0"/>
+          <w:sz w:val="18"/>
+          <w:u w:val="none"/>
+        </w:rPr>
+        <w:t>ⓒ to make a place or substance dirty or harmful by adding dangerous chemicals or waste to it</w:t>
+      </w:r>
+      <w:r>
+        <w:br/>
+      </w:r>
+      <w:r>
+        <w:rPr>
+          <w:rFonts w:ascii="맑은 고딕" w:hAnsi="맑은 고딕" w:eastAsia="맑은 고딕"/>
+          <w:b w:val="0"/>
+          <w:i w:val="0"/>
+          <w:sz w:val="18"/>
+          <w:u w:val="none"/>
+        </w:rPr>
         <w:t>ⓓ a situation in which there is not enough of something, such as water or food, for everyone who needs it</w:t>
       </w:r>
       <w:r>
@@ -220,7 +259,7 @@
           <w:sz w:val="18"/>
           <w:u w:val="none"/>
         </w:rPr>
-        <w:t>ⓔ to protect the environment, animals, or natural resources and prevent them from being destroyed or wasted</w:t>
+        <w:t>ⓔ something that you can use or do instead of something else (like using bikes instead of cars to reduce pollution)</w:t>
       </w:r>
       <w:r>
         <w:br/>
@@ -233,7 +272,7 @@
           <w:sz w:val="18"/>
           <w:u w:val="none"/>
         </w:rPr>
-        <w:t>ⓕ energy or natural materials that can be replaced naturally as quickly as they are used</w:t>
+        <w:t>ⓕ the existence of many different kinds of plants and animals in an environment, which is important for a healthy ecosystem</w:t>
       </w:r>
       <w:r>
         <w:br/>
@@ -246,20 +285,7 @@
           <w:sz w:val="18"/>
           <w:u w:val="none"/>
         </w:rPr>
-        <w:t>ⓖ the gradual destruction and removal of rock or soil in a particular area by rain, wind, or the sea</w:t>
-      </w:r>
-      <w:r>
-        <w:br/>
-      </w:r>
-      <w:r>
-        <w:rPr>
-          <w:rFonts w:ascii="맑은 고딕" w:hAnsi="맑은 고딕" w:eastAsia="맑은 고딕"/>
-          <w:b w:val="0"/>
-          <w:i w:val="0"/>
-          <w:sz w:val="18"/>
-          <w:u w:val="none"/>
-        </w:rPr>
-        <w:t>ⓗ able to continue over a long period of time without causing damage to the environment or using up natural resources</w:t>
+        <w:t>ⓖ energy or natural materials that can be replaced naturally as quickly as they are used (for example, wind or solar power)</w:t>
       </w:r>
     </w:p>
     <w:p>
@@ -275,7 +301,7 @@
           <w:sz w:val="18"/>
           <w:u w:val="none"/>
         </w:rPr>
-        <w:t>① ⓐ, ⓓ, ⓔ</w:t>
+        <w:t>① ⓐ, ⓒ, ⓕ</w:t>
       </w:r>
       <w:r>
         <w:rPr>
@@ -295,7 +321,7 @@
           <w:sz w:val="18"/>
           <w:u w:val="none"/>
         </w:rPr>
-        <w:t>② ⓑ, ⓒ, ⓖ</w:t>
+        <w:t>② ⓐ, ⓑ, ⓒ</w:t>
       </w:r>
       <w:r>
         <w:rPr>
@@ -315,7 +341,7 @@
           <w:sz w:val="18"/>
           <w:u w:val="none"/>
         </w:rPr>
-        <w:t>③ ⓑ, ⓔ, ⓗ</w:t>
+        <w:t>③ ⓑ, ⓓ, ⓖ</w:t>
       </w:r>
       <w:r>
         <w:rPr>
@@ -335,7 +361,7 @@
           <w:sz w:val="18"/>
           <w:u w:val="none"/>
         </w:rPr>
-        <w:t>④ ⓒ, ⓕ, ⓖ</w:t>
+        <w:t>④ ⓒ, ⓔ, ⓕ</w:t>
       </w:r>
       <w:r>
         <w:rPr>
@@ -355,7 +381,7 @@
           <w:sz w:val="18"/>
           <w:u w:val="none"/>
         </w:rPr>
-        <w:t>⑤ ⓓ, ⓖ, ⓗ</w:t>
+        <w:t>⑤ ⓓ, ⓔ, ⓖ</w:t>
       </w:r>
     </w:p>
     <w:p>
@@ -406,7 +432,7 @@
           <w:sz w:val="18"/>
           <w:u w:val="none"/>
         </w:rPr>
-        <w:t xml:space="preserve"> 것만 묶인 것은? (L7)</w:t>
+        <w:t xml:space="preserve"> 것만 묶인 것은? (단, 형태 변화 가능)</w:t>
       </w:r>
     </w:p>
     <w:p>
@@ -422,12 +448,22 @@
           <w:sz w:val="18"/>
           <w:u w:val="none"/>
         </w:rPr>
-        <w:t>Modern robots are (A)________ with cameras and sensors. A delivery robot can (B)________ city streets by itself, and a robot (C)________ works on a farm like a group of bees. In a disaster area, rescue robots (D)________ dangers so that people can escape. Some robots can even (E)________ a person's voice and answer questions.</w:t>
+        <w:t>(A) The light bulb is a great ________.</w:t>
       </w:r>
       <w:r>
         <w:br/>
       </w:r>
       <w:r>
+        <w:rPr>
+          <w:rFonts w:ascii="맑은 고딕" w:hAnsi="맑은 고딕" w:eastAsia="맑은 고딕"/>
+          <w:b w:val="0"/>
+          <w:i w:val="0"/>
+          <w:sz w:val="18"/>
+          <w:u w:val="none"/>
+        </w:rPr>
+        <w:t>(B) As the baby grew, he started to ________ objects clearly.</w:t>
+      </w:r>
+      <w:r>
         <w:br/>
       </w:r>
       <w:r>
@@ -438,7 +474,7 @@
           <w:sz w:val="18"/>
           <w:u w:val="none"/>
         </w:rPr>
-        <w:t>ⓐ to make one's way through an area</w:t>
+        <w:t>(C) A ________ of bees passed over the field.</w:t>
       </w:r>
       <w:r>
         <w:br/>
@@ -451,7 +487,7 @@
           <w:sz w:val="18"/>
           <w:u w:val="none"/>
         </w:rPr>
-        <w:t>ⓑ to be fully aware of</w:t>
+        <w:t>(D) Travelers usually ________ by the stars in the old days.</w:t>
       </w:r>
       <w:r>
         <w:br/>
@@ -464,12 +500,15 @@
           <w:sz w:val="18"/>
           <w:u w:val="none"/>
         </w:rPr>
-        <w:t>ⓒ made by humans</w:t>
+        <w:t>(E) Every car is ________ with an airbag.</w:t>
       </w:r>
       <w:r>
         <w:br/>
       </w:r>
       <w:r>
+        <w:br/>
+      </w:r>
+      <w:r>
         <w:rPr>
           <w:rFonts w:ascii="맑은 고딕" w:hAnsi="맑은 고딕" w:eastAsia="맑은 고딕"/>
           <w:b w:val="0"/>
@@ -477,7 +516,7 @@
           <w:sz w:val="18"/>
           <w:u w:val="none"/>
         </w:rPr>
-        <w:t>ⓓ a large number of living things</w:t>
+        <w:t>ⓐ n. something that humans have thought of and made</w:t>
       </w:r>
       <w:r>
         <w:br/>
@@ -490,7 +529,7 @@
           <w:sz w:val="18"/>
           <w:u w:val="none"/>
         </w:rPr>
-        <w:t>ⓔ to be aware of something without seeing or hearing it</w:t>
+        <w:t>ⓑ a. seen or done quite often</w:t>
       </w:r>
       <w:r>
         <w:br/>
@@ -503,7 +542,7 @@
           <w:sz w:val="18"/>
           <w:u w:val="none"/>
         </w:rPr>
-        <w:t>ⓕ to attach something or put something on, especially something useful</w:t>
+        <w:t>ⓒ v. to notice something with the senses</w:t>
       </w:r>
       <w:r>
         <w:br/>
@@ -516,7 +555,7 @@
           <w:sz w:val="18"/>
           <w:u w:val="none"/>
         </w:rPr>
-        <w:t>ⓖ seen or done quite often</w:t>
+        <w:t>ⓓ a. made by humans</w:t>
       </w:r>
       <w:r>
         <w:br/>
@@ -529,7 +568,46 @@
           <w:sz w:val="18"/>
           <w:u w:val="none"/>
         </w:rPr>
-        <w:t>ⓗ to handle or solve something such as a problem</w:t>
+        <w:t>ⓔ n. a large number of living things</w:t>
+      </w:r>
+      <w:r>
+        <w:br/>
+      </w:r>
+      <w:r>
+        <w:rPr>
+          <w:rFonts w:ascii="맑은 고딕" w:hAnsi="맑은 고딕" w:eastAsia="맑은 고딕"/>
+          <w:b w:val="0"/>
+          <w:i w:val="0"/>
+          <w:sz w:val="18"/>
+          <w:u w:val="none"/>
+        </w:rPr>
+        <w:t>ⓕ v. to make one’s way through an area</w:t>
+      </w:r>
+      <w:r>
+        <w:br/>
+      </w:r>
+      <w:r>
+        <w:rPr>
+          <w:rFonts w:ascii="맑은 고딕" w:hAnsi="맑은 고딕" w:eastAsia="맑은 고딕"/>
+          <w:b w:val="0"/>
+          <w:i w:val="0"/>
+          <w:sz w:val="18"/>
+          <w:u w:val="none"/>
+        </w:rPr>
+        <w:t>ⓖ v. to be aware of something without seeing or hearing it</w:t>
+      </w:r>
+      <w:r>
+        <w:br/>
+      </w:r>
+      <w:r>
+        <w:rPr>
+          <w:rFonts w:ascii="맑은 고딕" w:hAnsi="맑은 고딕" w:eastAsia="맑은 고딕"/>
+          <w:b w:val="0"/>
+          <w:i w:val="0"/>
+          <w:sz w:val="18"/>
+          <w:u w:val="none"/>
+        </w:rPr>
+        <w:t>ⓗ v. to attach something or put something on especially something useful</w:t>
       </w:r>
     </w:p>
     <w:p>
@@ -545,7 +623,7 @@
           <w:sz w:val="18"/>
           <w:u w:val="none"/>
         </w:rPr>
-        <w:t>① ⓐ, ⓑ, ⓗ</w:t>
+        <w:t>① ⓐ, ⓒ, ⓔ</w:t>
       </w:r>
       <w:r>
         <w:rPr>
@@ -565,7 +643,7 @@
           <w:sz w:val="18"/>
           <w:u w:val="none"/>
         </w:rPr>
-        <w:t>② ⓑ, ⓓ, ⓕ</w:t>
+        <w:t>② ⓑ, ⓓ, ⓖ</w:t>
       </w:r>
       <w:r>
         <w:rPr>
@@ -585,7 +663,7 @@
           <w:sz w:val="18"/>
           <w:u w:val="none"/>
         </w:rPr>
-        <w:t>③ ⓒ, ⓔ, ⓖ</w:t>
+        <w:t>③ ⓑ, ⓒ, ⓗ</w:t>
       </w:r>
       <w:r>
         <w:rPr>
@@ -605,7 +683,7 @@
           <w:sz w:val="18"/>
           <w:u w:val="none"/>
         </w:rPr>
-        <w:t>④ ⓒ, ⓓ, ⓗ</w:t>
+        <w:t>④ ⓒ, ⓓ, ⓕ</w:t>
       </w:r>
       <w:r>
         <w:rPr>
@@ -625,7 +703,7 @@
           <w:sz w:val="18"/>
           <w:u w:val="none"/>
         </w:rPr>
-        <w:t>⑤ ⓔ, ⓕ, ⓖ</w:t>
+        <w:t>⑤ ⓓ, ⓔ, ⓖ</w:t>
       </w:r>
     </w:p>
     <w:p>
@@ -656,7 +734,7 @@
           <w:sz w:val="18"/>
           <w:u w:val="none"/>
         </w:rPr>
-        <w:t xml:space="preserve">[2025 #1형 · SR] (A)~(E)의 빈칸에 들어갈 표현에 대한 영영풀이가 될 수 </w:t>
+        <w:t xml:space="preserve">[2025 #1형 · SR] (A)~(E)의 빈칸에 들어갈 단어에 대한 영영풀이가 될 수 </w:t>
       </w:r>
       <w:r>
         <w:rPr>
@@ -692,12 +770,22 @@
           <w:sz w:val="18"/>
           <w:u w:val="none"/>
         </w:rPr>
-        <w:t>Many teenagers say they cannot stand a moment of (A)________; they check their phones every minute. However, a (B)________ person knows that being alone is sometimes necessary. Constant exposure online may cause (C)________ damage to privacy that cannot be undone. Companies must build (D)________ security systems, and schools should (E)________ the problem of digital stress together with students.</w:t>
+        <w:t>(A) Europe has recently experienced ________ heat.</w:t>
       </w:r>
       <w:r>
         <w:br/>
       </w:r>
       <w:r>
+        <w:rPr>
+          <w:rFonts w:ascii="맑은 고딕" w:hAnsi="맑은 고딕" w:eastAsia="맑은 고딕"/>
+          <w:b w:val="0"/>
+          <w:i w:val="0"/>
+          <w:sz w:val="18"/>
+          <w:u w:val="none"/>
+        </w:rPr>
+        <w:t>(B) Crops became particularly ________ to these conditions.</w:t>
+      </w:r>
+      <w:r>
         <w:br/>
       </w:r>
       <w:r>
@@ -708,7 +796,7 @@
           <w:sz w:val="18"/>
           <w:u w:val="none"/>
         </w:rPr>
-        <w:t>ⓐ fully grown or developed, or behaving in a sensible, adult way</w:t>
+        <w:t>(C) Countries need to reduce greenhouse gas emissions, strengthen resilience to extreme weather, and cooperate to ________ its long-term effects.</w:t>
       </w:r>
       <w:r>
         <w:br/>
@@ -721,7 +809,7 @@
           <w:sz w:val="18"/>
           <w:u w:val="none"/>
         </w:rPr>
-        <w:t>ⓑ an act of breaking a law, rule, or agreement</w:t>
+        <w:t>(D) At the same time, citizens need to stay ________ about how their personal data is processed.</w:t>
       </w:r>
       <w:r>
         <w:br/>
@@ -734,12 +822,15 @@
           <w:sz w:val="18"/>
           <w:u w:val="none"/>
         </w:rPr>
-        <w:t>ⓒ impossible to change back to a previous condition or to undo</w:t>
+        <w:t>(E) Companies must build ________ security systems, while governments should enforce strict regulations.</w:t>
       </w:r>
       <w:r>
         <w:br/>
       </w:r>
       <w:r>
+        <w:br/>
+      </w:r>
+      <w:r>
         <w:rPr>
           <w:rFonts w:ascii="맑은 고딕" w:hAnsi="맑은 고딕" w:eastAsia="맑은 고딕"/>
           <w:b w:val="0"/>
@@ -747,7 +838,7 @@
           <w:sz w:val="18"/>
           <w:u w:val="none"/>
         </w:rPr>
-        <w:t>ⓓ the state of being constantly connected to other people and information through digital devices and networks</w:t>
+        <w:t>ⓐ a. never seen or experienced before</w:t>
       </w:r>
       <w:r>
         <w:br/>
@@ -760,7 +851,7 @@
           <w:sz w:val="18"/>
           <w:u w:val="none"/>
         </w:rPr>
-        <w:t>ⓔ strong enough to withstand difficult conditions or problems</w:t>
+        <w:t>ⓑ v. to make something worse</w:t>
       </w:r>
       <w:r>
         <w:br/>
@@ -773,7 +864,7 @@
           <w:sz w:val="18"/>
           <w:u w:val="none"/>
         </w:rPr>
-        <w:t>ⓕ to deal with or begin to try to solve a problem or issue</w:t>
+        <w:t>ⓒ a. easily harmed, hurt, or affected by something</w:t>
       </w:r>
       <w:r>
         <w:br/>
@@ -786,7 +877,7 @@
           <w:sz w:val="18"/>
           <w:u w:val="none"/>
         </w:rPr>
-        <w:t>ⓖ the state of being alone, especially when this is peaceful and pleasant</w:t>
+        <w:t>ⓓ v. to weaken or ruin</w:t>
       </w:r>
       <w:r>
         <w:br/>
@@ -799,7 +890,46 @@
           <w:sz w:val="18"/>
           <w:u w:val="none"/>
         </w:rPr>
-        <w:t>ⓗ to present something, such as a problem or question, that needs to be dealt with or answered</w:t>
+        <w:t>ⓔ v. to make something less harmful, serious, or severe</w:t>
+      </w:r>
+      <w:r>
+        <w:br/>
+      </w:r>
+      <w:r>
+        <w:rPr>
+          <w:rFonts w:ascii="맑은 고딕" w:hAnsi="맑은 고딕" w:eastAsia="맑은 고딕"/>
+          <w:b w:val="0"/>
+          <w:i w:val="0"/>
+          <w:sz w:val="18"/>
+          <w:u w:val="none"/>
+        </w:rPr>
+        <w:t>ⓕ a. carefully watching for possible danger or trouble</w:t>
+      </w:r>
+      <w:r>
+        <w:br/>
+      </w:r>
+      <w:r>
+        <w:rPr>
+          <w:rFonts w:ascii="맑은 고딕" w:hAnsi="맑은 고딕" w:eastAsia="맑은 고딕"/>
+          <w:b w:val="0"/>
+          <w:i w:val="0"/>
+          <w:sz w:val="18"/>
+          <w:u w:val="none"/>
+        </w:rPr>
+        <w:t>ⓖ n. the ability to endure or recover from difficult situation</w:t>
+      </w:r>
+      <w:r>
+        <w:br/>
+      </w:r>
+      <w:r>
+        <w:rPr>
+          <w:rFonts w:ascii="맑은 고딕" w:hAnsi="맑은 고딕" w:eastAsia="맑은 고딕"/>
+          <w:b w:val="0"/>
+          <w:i w:val="0"/>
+          <w:sz w:val="18"/>
+          <w:u w:val="none"/>
+        </w:rPr>
+        <w:t>ⓗ a. strong enough to withstand difficult conditions or problems</w:t>
       </w:r>
     </w:p>
     <w:p>
@@ -835,7 +965,7 @@
           <w:sz w:val="18"/>
           <w:u w:val="none"/>
         </w:rPr>
-        <w:t>② ⓑ, ⓓ, ⓗ</w:t>
+        <w:t>② ⓑ, ⓓ, ⓖ</w:t>
       </w:r>
       <w:r>
         <w:rPr>
@@ -855,7 +985,7 @@
           <w:sz w:val="18"/>
           <w:u w:val="none"/>
         </w:rPr>
-        <w:t>③ ⓑ, ⓔ, ⓕ</w:t>
+        <w:t>③ ⓑ, ⓔ, ⓗ</w:t>
       </w:r>
       <w:r>
         <w:rPr>
@@ -875,7 +1005,7 @@
           <w:sz w:val="18"/>
           <w:u w:val="none"/>
         </w:rPr>
-        <w:t>④ ⓒ, ⓓ, ⓖ</w:t>
+        <w:t>④ ⓒ, ⓓ, ⓕ</w:t>
       </w:r>
       <w:r>
         <w:rPr>
@@ -895,7 +1025,7 @@
           <w:sz w:val="18"/>
           <w:u w:val="none"/>
         </w:rPr>
-        <w:t>⑤ ⓔ, ⓕ, ⓗ</w:t>
+        <w:t>⑤ ⓓ, ⓕ, ⓗ</w:t>
       </w:r>
     </w:p>
     <w:p>
@@ -978,7 +1108,7 @@
           <w:sz w:val="18"/>
           <w:u w:val="none"/>
         </w:rPr>
-        <w:t>ⓐ underwater: below the water → China's underwater city attracts divers from all over the world.</w:t>
+        <w:t>ⓐ underwater: below the water → China’s underwater city attracts divers from all over the world.</w:t>
       </w:r>
       <w:r>
         <w:br/>
@@ -1004,7 +1134,7 @@
           <w:sz w:val="18"/>
           <w:u w:val="none"/>
         </w:rPr>
-        <w:t>ⓒ surface: the basic form or arrangement of something → There are small black dots on the sun's surface.</w:t>
+        <w:t>ⓒ surface: the basic form or arrangement of something → There are small black dots on the sun’s surface.</w:t>
       </w:r>
       <w:r>
         <w:br/>
@@ -1017,7 +1147,7 @@
           <w:sz w:val="18"/>
           <w:u w:val="none"/>
         </w:rPr>
-        <w:t>ⓓ contribute to: to play a role in the cause or result of something → He contributed to the discussion by saying nothing at all.</w:t>
+        <w:t>ⓓ prevent: to stop something from happening → The sun disappeared behind the clouds.</w:t>
       </w:r>
       <w:r>
         <w:br/>
@@ -1157,7 +1287,7 @@
           <w:sz w:val="18"/>
           <w:u w:val="none"/>
         </w:rPr>
-        <w:t xml:space="preserve">[2025 #2형 · SR] 단어의 영영풀이와 예문이 </w:t>
+        <w:t xml:space="preserve">[2025 #2형 · L7] 단어의 영영풀이와 예문이 </w:t>
       </w:r>
       <w:r>
         <w:rPr>
@@ -1193,7 +1323,7 @@
           <w:sz w:val="18"/>
           <w:u w:val="none"/>
         </w:rPr>
-        <w:t>ⓐ unprecedented: never seen or experienced before → Europe has recently experienced unprecedented heat.</w:t>
+        <w:t>ⓐ perceive: v. to be fully aware of → As the baby grew, he started to perceive objects clearly.</w:t>
       </w:r>
       <w:r>
         <w:br/>
@@ -1206,7 +1336,7 @@
           <w:sz w:val="18"/>
           <w:u w:val="none"/>
         </w:rPr>
-        <w:t>ⓑ prolonged: continuing for a notably long time → Prolonged heat and drought reduced soil moisture.</w:t>
+        <w:t>ⓑ intelligence: n. the ability to learn or understand things well → These dogs are known for their high intelligence.</w:t>
       </w:r>
       <w:r>
         <w:br/>
@@ -1219,7 +1349,7 @@
           <w:sz w:val="18"/>
           <w:u w:val="none"/>
         </w:rPr>
-        <w:t>ⓒ resilience: the ability to endure or recover from a difficult situation → The resilience of the old bridge finally collapsed last night.</w:t>
+        <w:t>ⓒ sense: v. to be aware of something without seeing or hearing it → A swarm of bees passed over the field.</w:t>
       </w:r>
       <w:r>
         <w:br/>
@@ -1232,7 +1362,7 @@
           <w:sz w:val="18"/>
           <w:u w:val="none"/>
         </w:rPr>
-        <w:t>ⓓ run out of: to reach a point where there is nothing left → We ran out of milk, so I went to the store.</w:t>
+        <w:t>ⓓ deal with: to handle or solve something such as a problem → You have to deal with this problem first.</w:t>
       </w:r>
       <w:r>
         <w:br/>
@@ -1245,7 +1375,7 @@
           <w:sz w:val="18"/>
           <w:u w:val="none"/>
         </w:rPr>
-        <w:t>ⓔ mitigate: to make something worse → Climate change mitigated the heat waves.</w:t>
+        <w:t>ⓔ common: a. seen or done quite often → The word is not common in casual conversation.</w:t>
       </w:r>
     </w:p>
     <w:p>
@@ -1261,7 +1391,7 @@
           <w:sz w:val="18"/>
           <w:u w:val="none"/>
         </w:rPr>
-        <w:t>① ⓒ, ⓓ</w:t>
+        <w:t>① ⓐ, ⓑ, ⓒ</w:t>
       </w:r>
       <w:r>
         <w:rPr>
@@ -1281,7 +1411,7 @@
           <w:sz w:val="18"/>
           <w:u w:val="none"/>
         </w:rPr>
-        <w:t>② ⓐ, ⓒ, ⓔ</w:t>
+        <w:t>② ⓑ, ⓒ, ⓔ</w:t>
       </w:r>
       <w:r>
         <w:rPr>
@@ -1301,7 +1431,7 @@
           <w:sz w:val="18"/>
           <w:u w:val="none"/>
         </w:rPr>
-        <w:t>③ ⓑ, ⓒ</w:t>
+        <w:t>③ ⓐ, ⓓ</w:t>
       </w:r>
       <w:r>
         <w:rPr>
@@ -1321,7 +1451,7 @@
           <w:sz w:val="18"/>
           <w:u w:val="none"/>
         </w:rPr>
-        <w:t>④ ⓑ, ⓓ, ⓔ</w:t>
+        <w:t>④ ⓒ, ⓔ</w:t>
       </w:r>
       <w:r>
         <w:rPr>
@@ -1341,7 +1471,7 @@
           <w:sz w:val="18"/>
           <w:u w:val="none"/>
         </w:rPr>
-        <w:t>⑤ ⓐ, ⓑ, ⓓ</w:t>
+        <w:t>⑤ ⓑ, ⓓ, ⓔ</w:t>
       </w:r>
     </w:p>
     <w:p>
@@ -1372,7 +1502,7 @@
           <w:sz w:val="18"/>
           <w:u w:val="none"/>
         </w:rPr>
-        <w:t xml:space="preserve">[2025 #2형 · 어근] 단어의 뜻과 예문이 </w:t>
+        <w:t xml:space="preserve">[2025 #2형 · SR] 단어의 영영풀이와 그 단어가 쓰인 본문 문장이 </w:t>
       </w:r>
       <w:r>
         <w:rPr>
@@ -1392,7 +1522,7 @@
           <w:sz w:val="18"/>
           <w:u w:val="none"/>
         </w:rPr>
-        <w:t xml:space="preserve"> 옳은 것으로만 묶인 것은?</w:t>
+        <w:t xml:space="preserve"> 옳게 짝지어진 것으로만 묶인 것은?</w:t>
       </w:r>
     </w:p>
     <w:p>
@@ -1408,7 +1538,7 @@
           <w:sz w:val="18"/>
           <w:u w:val="none"/>
         </w:rPr>
-        <w:t>ⓐ suppress 진압하다, 억누르다 → She couldn't suppress her laughter.</w:t>
+        <w:t>ⓐ unprecedented: a. never seen or experienced before → Europe has recently experienced unprecedented heat.</w:t>
       </w:r>
       <w:r>
         <w:br/>
@@ -1421,7 +1551,7 @@
           <w:sz w:val="18"/>
           <w:u w:val="none"/>
         </w:rPr>
-        <w:t>ⓑ transmit 전송하다, 전달하다 → How is power transmitted from the engine to the wheels?</w:t>
+        <w:t>ⓑ prolonged: a. continuing for a notably long time → Prolonged heat and drought reduced soil moisture and left little water available for agriculture.</w:t>
       </w:r>
       <w:r>
         <w:br/>
@@ -1434,7 +1564,7 @@
           <w:sz w:val="18"/>
           <w:u w:val="none"/>
         </w:rPr>
-        <w:t>ⓒ extract 추출하다 → They use this machine to extract coffee.</w:t>
+        <w:t>ⓒ mitigate: v. to make something worse → Climate change and persistent atmospheric conditions further mitigated the heat waves.</w:t>
       </w:r>
       <w:r>
         <w:br/>
@@ -1447,7 +1577,7 @@
           <w:sz w:val="18"/>
           <w:u w:val="none"/>
         </w:rPr>
-        <w:t>ⓓ intervene 소집하다 → The teacher had to intervene when the argument got too serious.</w:t>
+        <w:t>ⓓ run out of: to reach a point where there is nothing left → … some stores ran out of them, which created a sudden shortage of cooling equipment.</w:t>
       </w:r>
       <w:r>
         <w:br/>
@@ -1460,7 +1590,7 @@
           <w:sz w:val="18"/>
           <w:u w:val="none"/>
         </w:rPr>
-        <w:t>ⓔ acknowledge 무시하다 → He refused to acknowledge his mistake.</w:t>
+        <w:t>ⓔ compromise: v. to cause the impairment of → Companies must build compromise security systems.</w:t>
       </w:r>
     </w:p>
     <w:p>
@@ -1476,7 +1606,7 @@
           <w:sz w:val="18"/>
           <w:u w:val="none"/>
         </w:rPr>
-        <w:t>① ⓐ, ⓓ</w:t>
+        <w:t>① ⓐ, ⓒ, ⓔ</w:t>
       </w:r>
       <w:r>
         <w:rPr>
@@ -1496,7 +1626,7 @@
           <w:sz w:val="18"/>
           <w:u w:val="none"/>
         </w:rPr>
-        <w:t>② ⓐ, ⓑ, ⓒ</w:t>
+        <w:t>② ⓐ, ⓑ, ⓓ</w:t>
       </w:r>
       <w:r>
         <w:rPr>
@@ -1516,7 +1646,7 @@
           <w:sz w:val="18"/>
           <w:u w:val="none"/>
         </w:rPr>
-        <w:t>③ ⓑ, ⓒ, ⓔ</w:t>
+        <w:t>③ ⓑ, ⓒ</w:t>
       </w:r>
       <w:r>
         <w:rPr>
@@ -1536,7 +1666,7 @@
           <w:sz w:val="18"/>
           <w:u w:val="none"/>
         </w:rPr>
-        <w:t>④ ⓒ, ⓓ, ⓔ</w:t>
+        <w:t>④ ⓑ, ⓓ, ⓔ</w:t>
       </w:r>
       <w:r>
         <w:rPr>
@@ -1556,7 +1686,7 @@
           <w:sz w:val="18"/>
           <w:u w:val="none"/>
         </w:rPr>
-        <w:t>⑤ ⓓ, ⓔ</w:t>
+        <w:t>⑤ ⓒ, ⓓ</w:t>
       </w:r>
     </w:p>
     <w:p>
@@ -1577,7 +1707,7 @@
           <w:sz w:val="18"/>
           <w:u w:val="none"/>
         </w:rPr>
-        <w:t>[2024 #1·#3형] 어디에도 들어갈 수 없는 단어</w:t>
+        <w:t>[2024 #4·#14형] 다의어 · 글에서 찾을 수 있는 풀이</w:t>
       </w:r>
     </w:p>
     <w:p>
@@ -1603,7 +1733,7 @@
           <w:sz w:val="18"/>
           <w:u w:val="none"/>
         </w:rPr>
-        <w:t xml:space="preserve">[2024 #1형] (A)~(E)의 빈칸에 &lt;보기&gt;의 단어를 한 번씩 넣을 때, 어디에도 들어갈 수 </w:t>
+        <w:t xml:space="preserve">[2024 #4형] L5 Vocabulary 예문 </w:t>
       </w:r>
       <w:r>
         <w:rPr>
@@ -1613,7 +1743,7 @@
           <w:sz w:val="18"/>
           <w:u w:val="single"/>
         </w:rPr>
-        <w:t>없는</w:t>
+        <w:t>Plastics each break down differently, so recycling them is difficult.</w:t>
       </w:r>
       <w:r>
         <w:rPr>
@@ -1623,539 +1753,7 @@
           <w:sz w:val="18"/>
           <w:u w:val="none"/>
         </w:rPr>
-        <w:t xml:space="preserve"> 것을 </w:t>
-      </w:r>
-      <w:r>
-        <w:rPr>
-          <w:rFonts w:ascii="맑은 고딕" w:hAnsi="맑은 고딕" w:eastAsia="맑은 고딕"/>
-          <w:b/>
-          <w:i w:val="0"/>
-          <w:sz w:val="18"/>
-          <w:u w:val="none"/>
-        </w:rPr>
-        <w:t>두 개</w:t>
-      </w:r>
-      <w:r>
-        <w:rPr>
-          <w:rFonts w:ascii="맑은 고딕" w:hAnsi="맑은 고딕" w:eastAsia="맑은 고딕"/>
-          <w:b w:val="0"/>
-          <w:i w:val="0"/>
-          <w:sz w:val="18"/>
-          <w:u w:val="none"/>
-        </w:rPr>
-        <w:t xml:space="preserve"> 고르면? (필요하면 형태 변화)</w:t>
-      </w:r>
-    </w:p>
-    <w:p>
-      <w:pPr>
-        <w:spacing w:before="0" w:after="20" w:line="259" w:lineRule="auto"/>
-        <w:ind w:left="57"/>
-      </w:pPr>
-      <w:r>
-        <w:rPr>
-          <w:rFonts w:ascii="맑은 고딕" w:hAnsi="맑은 고딕" w:eastAsia="맑은 고딕"/>
-          <w:b w:val="0"/>
-          <w:i w:val="0"/>
-          <w:sz w:val="18"/>
-          <w:u w:val="none"/>
-        </w:rPr>
-        <w:t>〈보기〉 transmit / extract / suppress / intervene / acknowledge / dictate / inject</w:t>
-      </w:r>
-      <w:r>
-        <w:br/>
-      </w:r>
-      <w:r>
-        <w:rPr>
-          <w:rFonts w:ascii="맑은 고딕" w:hAnsi="맑은 고딕" w:eastAsia="맑은 고딕"/>
-          <w:b w:val="0"/>
-          <w:i w:val="0"/>
-          <w:sz w:val="18"/>
-          <w:u w:val="none"/>
-        </w:rPr>
-        <w:t>(A) The coach tried to ________ some energy into the tired team.</w:t>
-      </w:r>
-      <w:r>
-        <w:br/>
-      </w:r>
-      <w:r>
-        <w:rPr>
-          <w:rFonts w:ascii="맑은 고딕" w:hAnsi="맑은 고딕" w:eastAsia="맑은 고딕"/>
-          <w:b w:val="0"/>
-          <w:i w:val="0"/>
-          <w:sz w:val="18"/>
-          <w:u w:val="none"/>
-        </w:rPr>
-        <w:t>(B) Don't let others ________ how you should live.</w:t>
-      </w:r>
-      <w:r>
-        <w:br/>
-      </w:r>
-      <w:r>
-        <w:rPr>
-          <w:rFonts w:ascii="맑은 고딕" w:hAnsi="맑은 고딕" w:eastAsia="맑은 고딕"/>
-          <w:b w:val="0"/>
-          <w:i w:val="0"/>
-          <w:sz w:val="18"/>
-          <w:u w:val="none"/>
-        </w:rPr>
-        <w:t>(C) The signals are ________ from the brain to the robot arm.</w:t>
-      </w:r>
-      <w:r>
-        <w:br/>
-      </w:r>
-      <w:r>
-        <w:rPr>
-          <w:rFonts w:ascii="맑은 고딕" w:hAnsi="맑은 고딕" w:eastAsia="맑은 고딕"/>
-          <w:b w:val="0"/>
-          <w:i w:val="0"/>
-          <w:sz w:val="18"/>
-          <w:u w:val="none"/>
-        </w:rPr>
-        <w:t>(D) The government had to ________ to stop the price from rising.</w:t>
-      </w:r>
-      <w:r>
-        <w:br/>
-      </w:r>
-      <w:r>
-        <w:rPr>
-          <w:rFonts w:ascii="맑은 고딕" w:hAnsi="맑은 고딕" w:eastAsia="맑은 고딕"/>
-          <w:b w:val="0"/>
-          <w:i w:val="0"/>
-          <w:sz w:val="18"/>
-          <w:u w:val="none"/>
-        </w:rPr>
-        <w:t>(E) He finally ________ that he had made a mistake.</w:t>
-      </w:r>
-    </w:p>
-    <w:p>
-      <w:pPr>
-        <w:spacing w:before="0" w:after="20" w:line="259" w:lineRule="auto"/>
-        <w:ind w:left="113"/>
-      </w:pPr>
-      <w:r>
-        <w:rPr>
-          <w:rFonts w:ascii="맑은 고딕" w:hAnsi="맑은 고딕" w:eastAsia="맑은 고딕"/>
-          <w:b w:val="0"/>
-          <w:i w:val="0"/>
-          <w:sz w:val="18"/>
-          <w:u w:val="none"/>
-        </w:rPr>
-        <w:t>① transmit</w:t>
-      </w:r>
-      <w:r>
-        <w:rPr>
-          <w:rFonts w:ascii="맑은 고딕" w:hAnsi="맑은 고딕" w:eastAsia="맑은 고딕"/>
-          <w:b w:val="0"/>
-          <w:i w:val="0"/>
-          <w:sz w:val="18"/>
-          <w:u w:val="none"/>
-        </w:rPr>
-        <w:t xml:space="preserve">    </w:t>
-      </w:r>
-      <w:r>
-        <w:rPr>
-          <w:rFonts w:ascii="맑은 고딕" w:hAnsi="맑은 고딕" w:eastAsia="맑은 고딕"/>
-          <w:b w:val="0"/>
-          <w:i w:val="0"/>
-          <w:sz w:val="18"/>
-          <w:u w:val="none"/>
-        </w:rPr>
-        <w:t>② extract</w:t>
-      </w:r>
-      <w:r>
-        <w:rPr>
-          <w:rFonts w:ascii="맑은 고딕" w:hAnsi="맑은 고딕" w:eastAsia="맑은 고딕"/>
-          <w:b w:val="0"/>
-          <w:i w:val="0"/>
-          <w:sz w:val="18"/>
-          <w:u w:val="none"/>
-        </w:rPr>
-        <w:t xml:space="preserve">    </w:t>
-      </w:r>
-      <w:r>
-        <w:rPr>
-          <w:rFonts w:ascii="맑은 고딕" w:hAnsi="맑은 고딕" w:eastAsia="맑은 고딕"/>
-          <w:b w:val="0"/>
-          <w:i w:val="0"/>
-          <w:sz w:val="18"/>
-          <w:u w:val="none"/>
-        </w:rPr>
-        <w:t>③ suppress</w:t>
-      </w:r>
-      <w:r>
-        <w:rPr>
-          <w:rFonts w:ascii="맑은 고딕" w:hAnsi="맑은 고딕" w:eastAsia="맑은 고딕"/>
-          <w:b w:val="0"/>
-          <w:i w:val="0"/>
-          <w:sz w:val="18"/>
-          <w:u w:val="none"/>
-        </w:rPr>
-        <w:t xml:space="preserve">    </w:t>
-      </w:r>
-      <w:r>
-        <w:rPr>
-          <w:rFonts w:ascii="맑은 고딕" w:hAnsi="맑은 고딕" w:eastAsia="맑은 고딕"/>
-          <w:b w:val="0"/>
-          <w:i w:val="0"/>
-          <w:sz w:val="18"/>
-          <w:u w:val="none"/>
-        </w:rPr>
-        <w:t>④ intervene</w:t>
-      </w:r>
-      <w:r>
-        <w:rPr>
-          <w:rFonts w:ascii="맑은 고딕" w:hAnsi="맑은 고딕" w:eastAsia="맑은 고딕"/>
-          <w:b w:val="0"/>
-          <w:i w:val="0"/>
-          <w:sz w:val="18"/>
-          <w:u w:val="none"/>
-        </w:rPr>
-        <w:t xml:space="preserve">    </w:t>
-      </w:r>
-      <w:r>
-        <w:rPr>
-          <w:rFonts w:ascii="맑은 고딕" w:hAnsi="맑은 고딕" w:eastAsia="맑은 고딕"/>
-          <w:b w:val="0"/>
-          <w:i w:val="0"/>
-          <w:sz w:val="18"/>
-          <w:u w:val="none"/>
-        </w:rPr>
-        <w:t>⑤ acknowledge</w:t>
-      </w:r>
-    </w:p>
-    <w:p>
-      <w:pPr>
-        <w:spacing w:before="0" w:after="40" w:line="259" w:lineRule="auto"/>
-      </w:pPr>
-    </w:p>
-    <w:p>
-      <w:pPr>
-        <w:keepNext/>
-        <w:spacing w:before="0" w:after="20" w:line="259" w:lineRule="auto"/>
-      </w:pPr>
-      <w:r>
-        <w:rPr>
-          <w:rFonts w:ascii="맑은 고딕" w:hAnsi="맑은 고딕" w:eastAsia="맑은 고딕"/>
-          <w:b/>
-          <w:i w:val="0"/>
-          <w:sz w:val="18"/>
-          <w:u w:val="none"/>
-        </w:rPr>
-        <w:t xml:space="preserve">8. </w:t>
-      </w:r>
-      <w:r>
-        <w:rPr>
-          <w:rFonts w:ascii="맑은 고딕" w:hAnsi="맑은 고딕" w:eastAsia="맑은 고딕"/>
-          <w:b w:val="0"/>
-          <w:i w:val="0"/>
-          <w:sz w:val="18"/>
-          <w:u w:val="none"/>
-        </w:rPr>
-        <w:t xml:space="preserve">[2024 #1형 · SR] 빈칸 (A)~(E)에 &lt;보기&gt;의 단어를 한 번씩 넣을 때, 어디에도 들어갈 수 </w:t>
-      </w:r>
-      <w:r>
-        <w:rPr>
-          <w:rFonts w:ascii="맑은 고딕" w:hAnsi="맑은 고딕" w:eastAsia="맑은 고딕"/>
-          <w:b w:val="0"/>
-          <w:i w:val="0"/>
-          <w:sz w:val="18"/>
-          <w:u w:val="single"/>
-        </w:rPr>
-        <w:t>없는</w:t>
-      </w:r>
-      <w:r>
-        <w:rPr>
-          <w:rFonts w:ascii="맑은 고딕" w:hAnsi="맑은 고딕" w:eastAsia="맑은 고딕"/>
-          <w:b w:val="0"/>
-          <w:i w:val="0"/>
-          <w:sz w:val="18"/>
-          <w:u w:val="none"/>
-        </w:rPr>
-        <w:t xml:space="preserve"> 것을 </w:t>
-      </w:r>
-      <w:r>
-        <w:rPr>
-          <w:rFonts w:ascii="맑은 고딕" w:hAnsi="맑은 고딕" w:eastAsia="맑은 고딕"/>
-          <w:b/>
-          <w:i w:val="0"/>
-          <w:sz w:val="18"/>
-          <w:u w:val="none"/>
-        </w:rPr>
-        <w:t>두 개</w:t>
-      </w:r>
-      <w:r>
-        <w:rPr>
-          <w:rFonts w:ascii="맑은 고딕" w:hAnsi="맑은 고딕" w:eastAsia="맑은 고딕"/>
-          <w:b w:val="0"/>
-          <w:i w:val="0"/>
-          <w:sz w:val="18"/>
-          <w:u w:val="none"/>
-        </w:rPr>
-        <w:t xml:space="preserve"> 고르면? (필요하면 형태 변화)</w:t>
-      </w:r>
-    </w:p>
-    <w:p>
-      <w:pPr>
-        <w:spacing w:before="0" w:after="20" w:line="259" w:lineRule="auto"/>
-        <w:ind w:left="57"/>
-      </w:pPr>
-      <w:r>
-        <w:rPr>
-          <w:rFonts w:ascii="맑은 고딕" w:hAnsi="맑은 고딕" w:eastAsia="맑은 고딕"/>
-          <w:b w:val="0"/>
-          <w:i w:val="0"/>
-          <w:sz w:val="18"/>
-          <w:u w:val="none"/>
-        </w:rPr>
-        <w:t>〈보기〉 trap / accumulate / undermine / mitigate / pose / compress / breach</w:t>
-      </w:r>
-      <w:r>
-        <w:br/>
-      </w:r>
-      <w:r>
-        <w:rPr>
-          <w:rFonts w:ascii="맑은 고딕" w:hAnsi="맑은 고딕" w:eastAsia="맑은 고딕"/>
-          <w:b w:val="0"/>
-          <w:i w:val="0"/>
-          <w:sz w:val="18"/>
-          <w:u w:val="none"/>
-        </w:rPr>
-        <w:t>(A) A heat dome ________ hot air near the Earth's surface.</w:t>
-      </w:r>
-      <w:r>
-        <w:br/>
-      </w:r>
-      <w:r>
-        <w:rPr>
-          <w:rFonts w:ascii="맑은 고딕" w:hAnsi="맑은 고딕" w:eastAsia="맑은 고딕"/>
-          <w:b w:val="0"/>
-          <w:i w:val="0"/>
-          <w:sz w:val="18"/>
-          <w:u w:val="none"/>
-        </w:rPr>
-        <w:t>(B) Fewer clouds caused heat to ________ over the land.</w:t>
-      </w:r>
-      <w:r>
-        <w:br/>
-      </w:r>
-      <w:r>
-        <w:rPr>
-          <w:rFonts w:ascii="맑은 고딕" w:hAnsi="맑은 고딕" w:eastAsia="맑은 고딕"/>
-          <w:b w:val="0"/>
-          <w:i w:val="0"/>
-          <w:sz w:val="18"/>
-          <w:u w:val="none"/>
-        </w:rPr>
-        <w:t>(C) Such conditions ________ agricultural productivity.</w:t>
-      </w:r>
-      <w:r>
-        <w:br/>
-      </w:r>
-      <w:r>
-        <w:rPr>
-          <w:rFonts w:ascii="맑은 고딕" w:hAnsi="맑은 고딕" w:eastAsia="맑은 고딕"/>
-          <w:b w:val="0"/>
-          <w:i w:val="0"/>
-          <w:sz w:val="18"/>
-          <w:u w:val="none"/>
-        </w:rPr>
-        <w:t>(D) Countries should cooperate to ________ the long-term effects.</w:t>
-      </w:r>
-      <w:r>
-        <w:br/>
-      </w:r>
-      <w:r>
-        <w:rPr>
-          <w:rFonts w:ascii="맑은 고딕" w:hAnsi="맑은 고딕" w:eastAsia="맑은 고딕"/>
-          <w:b w:val="0"/>
-          <w:i w:val="0"/>
-          <w:sz w:val="18"/>
-          <w:u w:val="none"/>
-        </w:rPr>
-        <w:t>(E) Hyper-connectivity ________ severe risks to personal privacy.</w:t>
-      </w:r>
-    </w:p>
-    <w:p>
-      <w:pPr>
-        <w:spacing w:before="0" w:after="20" w:line="259" w:lineRule="auto"/>
-        <w:ind w:left="113"/>
-      </w:pPr>
-      <w:r>
-        <w:rPr>
-          <w:rFonts w:ascii="맑은 고딕" w:hAnsi="맑은 고딕" w:eastAsia="맑은 고딕"/>
-          <w:b w:val="0"/>
-          <w:i w:val="0"/>
-          <w:sz w:val="18"/>
-          <w:u w:val="none"/>
-        </w:rPr>
-        <w:t>① trap</w:t>
-      </w:r>
-      <w:r>
-        <w:rPr>
-          <w:rFonts w:ascii="맑은 고딕" w:hAnsi="맑은 고딕" w:eastAsia="맑은 고딕"/>
-          <w:b w:val="0"/>
-          <w:i w:val="0"/>
-          <w:sz w:val="18"/>
-          <w:u w:val="none"/>
-        </w:rPr>
-        <w:t xml:space="preserve">    </w:t>
-      </w:r>
-      <w:r>
-        <w:rPr>
-          <w:rFonts w:ascii="맑은 고딕" w:hAnsi="맑은 고딕" w:eastAsia="맑은 고딕"/>
-          <w:b w:val="0"/>
-          <w:i w:val="0"/>
-          <w:sz w:val="18"/>
-          <w:u w:val="none"/>
-        </w:rPr>
-        <w:t>② undermine</w:t>
-      </w:r>
-      <w:r>
-        <w:rPr>
-          <w:rFonts w:ascii="맑은 고딕" w:hAnsi="맑은 고딕" w:eastAsia="맑은 고딕"/>
-          <w:b w:val="0"/>
-          <w:i w:val="0"/>
-          <w:sz w:val="18"/>
-          <w:u w:val="none"/>
-        </w:rPr>
-        <w:t xml:space="preserve">    </w:t>
-      </w:r>
-      <w:r>
-        <w:rPr>
-          <w:rFonts w:ascii="맑은 고딕" w:hAnsi="맑은 고딕" w:eastAsia="맑은 고딕"/>
-          <w:b w:val="0"/>
-          <w:i w:val="0"/>
-          <w:sz w:val="18"/>
-          <w:u w:val="none"/>
-        </w:rPr>
-        <w:t>③ mitigate</w:t>
-      </w:r>
-      <w:r>
-        <w:rPr>
-          <w:rFonts w:ascii="맑은 고딕" w:hAnsi="맑은 고딕" w:eastAsia="맑은 고딕"/>
-          <w:b w:val="0"/>
-          <w:i w:val="0"/>
-          <w:sz w:val="18"/>
-          <w:u w:val="none"/>
-        </w:rPr>
-        <w:t xml:space="preserve">    </w:t>
-      </w:r>
-      <w:r>
-        <w:rPr>
-          <w:rFonts w:ascii="맑은 고딕" w:hAnsi="맑은 고딕" w:eastAsia="맑은 고딕"/>
-          <w:b w:val="0"/>
-          <w:i w:val="0"/>
-          <w:sz w:val="18"/>
-          <w:u w:val="none"/>
-        </w:rPr>
-        <w:t>④ compress</w:t>
-      </w:r>
-      <w:r>
-        <w:rPr>
-          <w:rFonts w:ascii="맑은 고딕" w:hAnsi="맑은 고딕" w:eastAsia="맑은 고딕"/>
-          <w:b w:val="0"/>
-          <w:i w:val="0"/>
-          <w:sz w:val="18"/>
-          <w:u w:val="none"/>
-        </w:rPr>
-        <w:t xml:space="preserve">    </w:t>
-      </w:r>
-      <w:r>
-        <w:rPr>
-          <w:rFonts w:ascii="맑은 고딕" w:hAnsi="맑은 고딕" w:eastAsia="맑은 고딕"/>
-          <w:b w:val="0"/>
-          <w:i w:val="0"/>
-          <w:sz w:val="18"/>
-          <w:u w:val="none"/>
-        </w:rPr>
-        <w:t>⑤ breach</w:t>
-      </w:r>
-    </w:p>
-    <w:p>
-      <w:pPr>
-        <w:spacing w:before="0" w:after="40" w:line="259" w:lineRule="auto"/>
-      </w:pPr>
-    </w:p>
-    <w:p>
-      <w:pPr>
-        <w:keepNext/>
-        <w:spacing w:before="0" w:after="20" w:line="259" w:lineRule="auto"/>
-      </w:pPr>
-      <w:r>
-        <w:rPr>
-          <w:rFonts w:ascii="맑은 고딕" w:hAnsi="맑은 고딕" w:eastAsia="맑은 고딕"/>
-          <w:b/>
-          <w:i w:val="0"/>
-          <w:sz w:val="18"/>
-          <w:u w:val="none"/>
-        </w:rPr>
-        <w:t>[2024 #4형 · #14형] 같은 의미 · 글에서 찾는 영영풀이</w:t>
-      </w:r>
-    </w:p>
-    <w:p>
-      <w:pPr>
-        <w:keepNext/>
-        <w:spacing w:before="0" w:after="20" w:line="259" w:lineRule="auto"/>
-      </w:pPr>
-      <w:r>
-        <w:rPr>
-          <w:rFonts w:ascii="맑은 고딕" w:hAnsi="맑은 고딕" w:eastAsia="맑은 고딕"/>
-          <w:b/>
-          <w:i w:val="0"/>
-          <w:sz w:val="18"/>
-          <w:u w:val="none"/>
-        </w:rPr>
-        <w:t xml:space="preserve">9. </w:t>
-      </w:r>
-      <w:r>
-        <w:rPr>
-          <w:rFonts w:ascii="맑은 고딕" w:hAnsi="맑은 고딕" w:eastAsia="맑은 고딕"/>
-          <w:b w:val="0"/>
-          <w:i w:val="0"/>
-          <w:sz w:val="18"/>
-          <w:u w:val="none"/>
-        </w:rPr>
-        <w:t xml:space="preserve">[2024 #4형] 밑줄 친 deal이 프린트의 </w:t>
-      </w:r>
-      <w:r>
-        <w:rPr>
-          <w:rFonts w:ascii="맑은 고딕" w:hAnsi="맑은 고딕" w:eastAsia="맑은 고딕"/>
-          <w:b w:val="0"/>
-          <w:i w:val="0"/>
-          <w:sz w:val="18"/>
-          <w:u w:val="single"/>
-        </w:rPr>
-        <w:t>deal with</w:t>
-      </w:r>
-      <w:r>
-        <w:rPr>
-          <w:rFonts w:ascii="맑은 고딕" w:hAnsi="맑은 고딕" w:eastAsia="맑은 고딕"/>
-          <w:b w:val="0"/>
-          <w:i w:val="0"/>
-          <w:sz w:val="18"/>
-          <w:u w:val="none"/>
-        </w:rPr>
-        <w:t xml:space="preserve">(~을 처리하다, 다루다)와 같은 의미로 쓰인 것을 </w:t>
-      </w:r>
-      <w:r>
-        <w:rPr>
-          <w:rFonts w:ascii="맑은 고딕" w:hAnsi="맑은 고딕" w:eastAsia="맑은 고딕"/>
-          <w:b/>
-          <w:i w:val="0"/>
-          <w:sz w:val="18"/>
-          <w:u w:val="none"/>
-        </w:rPr>
-        <w:t>있는 대로</w:t>
-      </w:r>
-      <w:r>
-        <w:rPr>
-          <w:rFonts w:ascii="맑은 고딕" w:hAnsi="맑은 고딕" w:eastAsia="맑은 고딕"/>
-          <w:b w:val="0"/>
-          <w:i w:val="0"/>
-          <w:sz w:val="18"/>
-          <w:u w:val="none"/>
-        </w:rPr>
-        <w:t xml:space="preserve"> 고르면?</w:t>
+        <w:t>의 break down에 해당하는 영영풀이는?</w:t>
       </w:r>
     </w:p>
     <w:p>
@@ -2171,27 +1769,7 @@
           <w:sz w:val="18"/>
           <w:u w:val="none"/>
         </w:rPr>
-        <w:t xml:space="preserve">① You have to </w:t>
-      </w:r>
-      <w:r>
-        <w:rPr>
-          <w:rFonts w:ascii="맑은 고딕" w:hAnsi="맑은 고딕" w:eastAsia="맑은 고딕"/>
-          <w:b w:val="0"/>
-          <w:i w:val="0"/>
-          <w:sz w:val="18"/>
-          <w:u w:val="single"/>
-        </w:rPr>
-        <w:t>deal</w:t>
-      </w:r>
-      <w:r>
-        <w:rPr>
-          <w:rFonts w:ascii="맑은 고딕" w:hAnsi="맑은 고딕" w:eastAsia="맑은 고딕"/>
-          <w:b w:val="0"/>
-          <w:i w:val="0"/>
-          <w:sz w:val="18"/>
-          <w:u w:val="none"/>
-        </w:rPr>
-        <w:t xml:space="preserve"> with this problem first.</w:t>
+        <w:t>① to divide into simpler substances</w:t>
       </w:r>
     </w:p>
     <w:p>
@@ -2207,27 +1785,7 @@
           <w:sz w:val="18"/>
           <w:u w:val="none"/>
         </w:rPr>
-        <w:t xml:space="preserve">② She got a great </w:t>
-      </w:r>
-      <w:r>
-        <w:rPr>
-          <w:rFonts w:ascii="맑은 고딕" w:hAnsi="맑은 고딕" w:eastAsia="맑은 고딕"/>
-          <w:b w:val="0"/>
-          <w:i w:val="0"/>
-          <w:sz w:val="18"/>
-          <w:u w:val="single"/>
-        </w:rPr>
-        <w:t>deal</w:t>
-      </w:r>
-      <w:r>
-        <w:rPr>
-          <w:rFonts w:ascii="맑은 고딕" w:hAnsi="맑은 고딕" w:eastAsia="맑은 고딕"/>
-          <w:b w:val="0"/>
-          <w:i w:val="0"/>
-          <w:sz w:val="18"/>
-          <w:u w:val="none"/>
-        </w:rPr>
-        <w:t xml:space="preserve"> on her new laptop.</w:t>
+        <w:t>② to stop working properly</w:t>
       </w:r>
     </w:p>
     <w:p>
@@ -2243,27 +1801,7 @@
           <w:sz w:val="18"/>
           <w:u w:val="none"/>
         </w:rPr>
-        <w:t xml:space="preserve">③ The teacher </w:t>
-      </w:r>
-      <w:r>
-        <w:rPr>
-          <w:rFonts w:ascii="맑은 고딕" w:hAnsi="맑은 고딕" w:eastAsia="맑은 고딕"/>
-          <w:b w:val="0"/>
-          <w:i w:val="0"/>
-          <w:sz w:val="18"/>
-          <w:u w:val="single"/>
-        </w:rPr>
-        <w:t>dealt</w:t>
-      </w:r>
-      <w:r>
-        <w:rPr>
-          <w:rFonts w:ascii="맑은 고딕" w:hAnsi="맑은 고딕" w:eastAsia="맑은 고딕"/>
-          <w:b w:val="0"/>
-          <w:i w:val="0"/>
-          <w:sz w:val="18"/>
-          <w:u w:val="none"/>
-        </w:rPr>
-        <w:t xml:space="preserve"> with the noisy students calmly.</w:t>
+        <w:t>③ to become overwhelmed by strong emotions</w:t>
       </w:r>
     </w:p>
     <w:p>
@@ -2279,27 +1817,7 @@
           <w:sz w:val="18"/>
           <w:u w:val="none"/>
         </w:rPr>
-        <w:t xml:space="preserve">④ The two companies made a </w:t>
-      </w:r>
-      <w:r>
-        <w:rPr>
-          <w:rFonts w:ascii="맑은 고딕" w:hAnsi="맑은 고딕" w:eastAsia="맑은 고딕"/>
-          <w:b w:val="0"/>
-          <w:i w:val="0"/>
-          <w:sz w:val="18"/>
-          <w:u w:val="single"/>
-        </w:rPr>
-        <w:t>deal</w:t>
-      </w:r>
-      <w:r>
-        <w:rPr>
-          <w:rFonts w:ascii="맑은 고딕" w:hAnsi="맑은 고딕" w:eastAsia="맑은 고딕"/>
-          <w:b w:val="0"/>
-          <w:i w:val="0"/>
-          <w:sz w:val="18"/>
-          <w:u w:val="none"/>
-        </w:rPr>
-        <w:t xml:space="preserve"> last week.</w:t>
+        <w:t>④ to no longer be seen</w:t>
       </w:r>
     </w:p>
     <w:p>
@@ -2315,27 +1833,7 @@
           <w:sz w:val="18"/>
           <w:u w:val="none"/>
         </w:rPr>
-        <w:t xml:space="preserve">⑤ This book </w:t>
-      </w:r>
-      <w:r>
-        <w:rPr>
-          <w:rFonts w:ascii="맑은 고딕" w:hAnsi="맑은 고딕" w:eastAsia="맑은 고딕"/>
-          <w:b w:val="0"/>
-          <w:i w:val="0"/>
-          <w:sz w:val="18"/>
-          <w:u w:val="single"/>
-        </w:rPr>
-        <w:t>deals</w:t>
-      </w:r>
-      <w:r>
-        <w:rPr>
-          <w:rFonts w:ascii="맑은 고딕" w:hAnsi="맑은 고딕" w:eastAsia="맑은 고딕"/>
-          <w:b w:val="0"/>
-          <w:i w:val="0"/>
-          <w:sz w:val="18"/>
-          <w:u w:val="none"/>
-        </w:rPr>
-        <w:t xml:space="preserve"> with climate change.</w:t>
+        <w:t>⑤ to stop something from happening</w:t>
       </w:r>
     </w:p>
     <w:p>
@@ -2361,7 +1859,7 @@
           <w:sz w:val="18"/>
           <w:u w:val="none"/>
         </w:rPr>
-        <w:t xml:space="preserve">10. </w:t>
+        <w:t xml:space="preserve">8. </w:t>
       </w:r>
       <w:r>
         <w:rPr>
@@ -2387,7 +1885,7 @@
           <w:sz w:val="18"/>
           <w:u w:val="none"/>
         </w:rPr>
-        <w:t>The extreme heat and water shortages threatened workforce productivity. Prolonged heat and drought undermined agricultural productivity and compromised food security. Countries need to strengthen resilience to extreme weather and cooperate to mitigate its long-term effects.</w:t>
+        <w:t>Prolonged heat and drought reduced soil moisture and left little water available for agriculture. Crops became particularly vulnerable to these conditions. Such conditions did undermine agricultural productivity and compromise food security. In addition, the extreme heat and water shortages threatened workforce productivity.</w:t>
       </w:r>
     </w:p>
     <w:p>
@@ -2403,7 +1901,7 @@
           <w:sz w:val="18"/>
           <w:u w:val="none"/>
         </w:rPr>
-        <w:t>① the state of being alone, especially when this is peaceful and pleasant</w:t>
+        <w:t>① n. the state of being alone, especially when this is peaceful and pleasant</w:t>
       </w:r>
     </w:p>
     <w:p>
@@ -2419,7 +1917,7 @@
           <w:sz w:val="18"/>
           <w:u w:val="none"/>
         </w:rPr>
-        <w:t>② an act of breaking a law, rule, or agreement</w:t>
+        <w:t>② n. an act of breaking a law, rule, or agreement</w:t>
       </w:r>
     </w:p>
     <w:p>
@@ -2435,7 +1933,7 @@
           <w:sz w:val="18"/>
           <w:u w:val="none"/>
         </w:rPr>
-        <w:t>③ to weaken or ruin</w:t>
+        <w:t>③ a. continuing for a notably long time</w:t>
       </w:r>
     </w:p>
     <w:p>
@@ -2451,7 +1949,7 @@
           <w:sz w:val="18"/>
           <w:u w:val="none"/>
         </w:rPr>
-        <w:t>④ to press something into a smaller space</w:t>
+        <w:t>④ v. to press something into a smaller space</w:t>
       </w:r>
     </w:p>
     <w:p>
@@ -2467,7 +1965,7 @@
           <w:sz w:val="18"/>
           <w:u w:val="none"/>
         </w:rPr>
-        <w:t>⑤ carefully watching for possible danger or trouble</w:t>
+        <w:t>⑤ a. carefully watching for possible danger or trouble</w:t>
       </w:r>
     </w:p>
     <w:p>
@@ -2493,7 +1991,7 @@
           <w:sz w:val="18"/>
           <w:u w:val="none"/>
         </w:rPr>
-        <w:t>[2025 #5형 · 2024 #26형] 문맥 적절성 · 전치사</w:t>
+        <w:t>[2024 #1·#26형] 어디에도 들어갈 수 없는 단어 · 전치사</w:t>
       </w:r>
     </w:p>
     <w:p>
@@ -2509,7 +2007,7 @@
           <w:sz w:val="18"/>
           <w:u w:val="none"/>
         </w:rPr>
-        <w:t xml:space="preserve">11. </w:t>
+        <w:t xml:space="preserve">9. </w:t>
       </w:r>
       <w:r>
         <w:rPr>
@@ -2519,7 +2017,7 @@
           <w:sz w:val="18"/>
           <w:u w:val="none"/>
         </w:rPr>
-        <w:t xml:space="preserve">[2025 #5형] 다음 글의 밑줄 친 (가)~(마) 중 문맥상 적절하지 </w:t>
+        <w:t xml:space="preserve">[2024 #1형] (A)~(E)의 빈칸에 &lt;보기&gt;의 단어를 한 번씩 넣을 때, 어디에도 들어갈 수 </w:t>
       </w:r>
       <w:r>
         <w:rPr>
@@ -2529,7 +2027,7 @@
           <w:sz w:val="18"/>
           <w:u w:val="single"/>
         </w:rPr>
-        <w:t>않은</w:t>
+        <w:t>없는</w:t>
       </w:r>
       <w:r>
         <w:rPr>
@@ -2539,7 +2037,27 @@
           <w:sz w:val="18"/>
           <w:u w:val="none"/>
         </w:rPr>
-        <w:t xml:space="preserve"> 표현은?</w:t>
+        <w:t xml:space="preserve"> 것을 </w:t>
+      </w:r>
+      <w:r>
+        <w:rPr>
+          <w:rFonts w:ascii="맑은 고딕" w:hAnsi="맑은 고딕" w:eastAsia="맑은 고딕"/>
+          <w:b/>
+          <w:i w:val="0"/>
+          <w:sz w:val="18"/>
+          <w:u w:val="none"/>
+        </w:rPr>
+        <w:t>두 개</w:t>
+      </w:r>
+      <w:r>
+        <w:rPr>
+          <w:rFonts w:ascii="맑은 고딕" w:hAnsi="맑은 고딕" w:eastAsia="맑은 고딕"/>
+          <w:b w:val="0"/>
+          <w:i w:val="0"/>
+          <w:sz w:val="18"/>
+          <w:u w:val="none"/>
+        </w:rPr>
+        <w:t xml:space="preserve"> 고르면? (필요하면 형태 변화)</w:t>
       </w:r>
     </w:p>
     <w:p>
@@ -2555,7 +2073,10 @@
           <w:sz w:val="18"/>
           <w:u w:val="none"/>
         </w:rPr>
-        <w:t>Our school started a water-saving project. First, we replaced paper cups with (가)</w:t>
+        <w:t>〈보기〉 inject / dictate / transmit / intervene / acknowledge / extract / suppress</w:t>
+      </w:r>
+      <w:r>
+        <w:br/>
       </w:r>
       <w:r>
         <w:rPr>
@@ -2563,9 +2084,12 @@
           <w:b w:val="0"/>
           <w:i w:val="0"/>
           <w:sz w:val="18"/>
-          <w:u w:val="single"/>
-        </w:rPr>
-        <w:t>reusable</w:t>
+          <w:u w:val="none"/>
+        </w:rPr>
+        <w:t>(A) The coach tried to ________ some energy.</w:t>
+      </w:r>
+      <w:r>
+        <w:br/>
       </w:r>
       <w:r>
         <w:rPr>
@@ -2575,7 +2099,10 @@
           <w:sz w:val="18"/>
           <w:u w:val="none"/>
         </w:rPr>
-        <w:t xml:space="preserve"> bottles. Second, we put up posters that explain how to (나)</w:t>
+        <w:t>(B) Don’t let others ________ how you should live.</w:t>
+      </w:r>
+      <w:r>
+        <w:br/>
       </w:r>
       <w:r>
         <w:rPr>
@@ -2583,9 +2110,12 @@
           <w:b w:val="0"/>
           <w:i w:val="0"/>
           <w:sz w:val="18"/>
-          <w:u w:val="single"/>
-        </w:rPr>
-        <w:t>conserve</w:t>
+          <w:u w:val="none"/>
+        </w:rPr>
+        <w:t>(C) How is power ________ from the engine to the wheels?</w:t>
+      </w:r>
+      <w:r>
+        <w:br/>
       </w:r>
       <w:r>
         <w:rPr>
@@ -2595,7 +2125,10 @@
           <w:sz w:val="18"/>
           <w:u w:val="none"/>
         </w:rPr>
-        <w:t xml:space="preserve"> water in the bathroom. Third, the science club built a small system that collects rainwater, which is a (다)</w:t>
+        <w:t>(D) The teacher had to ________ when the argument between students got too serious.</w:t>
+      </w:r>
+      <w:r>
+        <w:br/>
       </w:r>
       <w:r>
         <w:rPr>
@@ -2603,59 +2136,9 @@
           <w:b w:val="0"/>
           <w:i w:val="0"/>
           <w:sz w:val="18"/>
-          <w:u w:val="single"/>
-        </w:rPr>
-        <w:t>sustainable</w:t>
-      </w:r>
-      <w:r>
-        <w:rPr>
-          <w:rFonts w:ascii="맑은 고딕" w:hAnsi="맑은 고딕" w:eastAsia="맑은 고딕"/>
-          <w:b w:val="0"/>
-          <w:i w:val="0"/>
-          <w:sz w:val="18"/>
-          <w:u w:val="none"/>
-        </w:rPr>
-        <w:t xml:space="preserve"> source of water for the garden. The club leader said the project would (라)</w:t>
-      </w:r>
-      <w:r>
-        <w:rPr>
-          <w:rFonts w:ascii="맑은 고딕" w:hAnsi="맑은 고딕" w:eastAsia="맑은 고딕"/>
-          <w:b w:val="0"/>
-          <w:i w:val="0"/>
-          <w:sz w:val="18"/>
-          <w:u w:val="single"/>
-        </w:rPr>
-        <w:t>contribute to</w:t>
-      </w:r>
-      <w:r>
-        <w:rPr>
-          <w:rFonts w:ascii="맑은 고딕" w:hAnsi="맑은 고딕" w:eastAsia="맑은 고딕"/>
-          <w:b w:val="0"/>
-          <w:i w:val="0"/>
-          <w:sz w:val="18"/>
-          <w:u w:val="none"/>
-        </w:rPr>
-        <w:t xml:space="preserve"> a greener school. Finally, the school plans to install (마)</w:t>
-      </w:r>
-      <w:r>
-        <w:rPr>
-          <w:rFonts w:ascii="맑은 고딕" w:hAnsi="맑은 고딕" w:eastAsia="맑은 고딕"/>
-          <w:b w:val="0"/>
-          <w:i w:val="0"/>
-          <w:sz w:val="18"/>
-          <w:u w:val="single"/>
-        </w:rPr>
-        <w:t>renewable</w:t>
-      </w:r>
-      <w:r>
-        <w:rPr>
-          <w:rFonts w:ascii="맑은 고딕" w:hAnsi="맑은 고딕" w:eastAsia="맑은 고딕"/>
-          <w:b w:val="0"/>
-          <w:i w:val="0"/>
-          <w:sz w:val="18"/>
-          <w:u w:val="none"/>
-        </w:rPr>
-        <w:t xml:space="preserve"> taps that stop running automatically.</w:t>
+          <w:u w:val="none"/>
+        </w:rPr>
+        <w:t>(E) He refused to ________ his mistake.</w:t>
       </w:r>
     </w:p>
     <w:p>
@@ -2671,7 +2154,7 @@
           <w:sz w:val="18"/>
           <w:u w:val="none"/>
         </w:rPr>
-        <w:t>① (가)</w:t>
+        <w:t>① transmit</w:t>
       </w:r>
       <w:r>
         <w:rPr>
@@ -2691,7 +2174,7 @@
           <w:sz w:val="18"/>
           <w:u w:val="none"/>
         </w:rPr>
-        <w:t>② (나)</w:t>
+        <w:t>② extract</w:t>
       </w:r>
       <w:r>
         <w:rPr>
@@ -2711,7 +2194,7 @@
           <w:sz w:val="18"/>
           <w:u w:val="none"/>
         </w:rPr>
-        <w:t>③ (다)</w:t>
+        <w:t>③ suppress</w:t>
       </w:r>
       <w:r>
         <w:rPr>
@@ -2731,7 +2214,7 @@
           <w:sz w:val="18"/>
           <w:u w:val="none"/>
         </w:rPr>
-        <w:t>④ (라)</w:t>
+        <w:t>④ intervene</w:t>
       </w:r>
       <w:r>
         <w:rPr>
@@ -2751,7 +2234,7 @@
           <w:sz w:val="18"/>
           <w:u w:val="none"/>
         </w:rPr>
-        <w:t>⑤ (마)</w:t>
+        <w:t>⑤ acknowledge</w:t>
       </w:r>
     </w:p>
     <w:p>
@@ -2772,7 +2255,7 @@
           <w:sz w:val="18"/>
           <w:u w:val="none"/>
         </w:rPr>
-        <w:t xml:space="preserve">12. </w:t>
+        <w:t xml:space="preserve">10. </w:t>
       </w:r>
       <w:r>
         <w:rPr>
@@ -2811,7 +2294,7 @@
           <w:sz w:val="18"/>
           <w:u w:val="none"/>
         </w:rPr>
-        <w:t>(b) What factors have contributed ________ your good health?</w:t>
+        <w:t>(b) What factors do you think have contributed ________ your good health?</w:t>
       </w:r>
       <w:r>
         <w:br/>
@@ -2850,7 +2333,7 @@
           <w:sz w:val="18"/>
           <w:u w:val="none"/>
         </w:rPr>
-        <w:t>(e) Some stores ran out ________ fans and air conditioners.</w:t>
+        <w:t>(e) … some stores ran out ________ them.</w:t>
       </w:r>
     </w:p>
     <w:p>
@@ -2956,7 +2439,7 @@
           <w:sz w:val="18"/>
           <w:u w:val="none"/>
         </w:rPr>
-        <w:t>[어근 어휘] 어근 뜻 · 같은 어근 묶기</w:t>
+        <w:t>[2025 #5형] 문맥상 적절하지 않은 낱말</w:t>
       </w:r>
     </w:p>
     <w:p>
@@ -2972,7 +2455,7 @@
           <w:sz w:val="18"/>
           <w:u w:val="none"/>
         </w:rPr>
-        <w:t xml:space="preserve">13. </w:t>
+        <w:t xml:space="preserve">11. </w:t>
       </w:r>
       <w:r>
         <w:rPr>
@@ -2982,7 +2465,7 @@
           <w:sz w:val="18"/>
           <w:u w:val="none"/>
         </w:rPr>
-        <w:t xml:space="preserve">[2024 #2형 변형] 어근의 뜻과 단어의 뜻이 바르게 짝지어지지 </w:t>
+        <w:t xml:space="preserve">[2025 #5형] 다음 글의 밑줄 친 (가)~(마) 중 문맥상 낱말의 쓰임이 적절하지 </w:t>
       </w:r>
       <w:r>
         <w:rPr>
@@ -2993,6 +2476,285 @@
           <w:u w:val="single"/>
         </w:rPr>
         <w:t>않은</w:t>
+      </w:r>
+      <w:r>
+        <w:rPr>
+          <w:rFonts w:ascii="맑은 고딕" w:hAnsi="맑은 고딕" w:eastAsia="맑은 고딕"/>
+          <w:b w:val="0"/>
+          <w:i w:val="0"/>
+          <w:sz w:val="18"/>
+          <w:u w:val="none"/>
+        </w:rPr>
+        <w:t xml:space="preserve"> 것은?</w:t>
+      </w:r>
+    </w:p>
+    <w:p>
+      <w:pPr>
+        <w:spacing w:before="0" w:after="20" w:line="259" w:lineRule="auto"/>
+        <w:ind w:left="57"/>
+      </w:pPr>
+      <w:r>
+        <w:rPr>
+          <w:rFonts w:ascii="맑은 고딕" w:hAnsi="맑은 고딕" w:eastAsia="맑은 고딕"/>
+          <w:b w:val="0"/>
+          <w:i w:val="0"/>
+          <w:sz w:val="18"/>
+          <w:u w:val="none"/>
+        </w:rPr>
+        <w:t>Tom is working on a school project about (가)</w:t>
+      </w:r>
+      <w:r>
+        <w:rPr>
+          <w:rFonts w:ascii="맑은 고딕" w:hAnsi="맑은 고딕" w:eastAsia="맑은 고딕"/>
+          <w:b w:val="0"/>
+          <w:i w:val="0"/>
+          <w:sz w:val="18"/>
+          <w:u w:val="single"/>
+        </w:rPr>
+        <w:t>future</w:t>
+      </w:r>
+      <w:r>
+        <w:rPr>
+          <w:rFonts w:ascii="맑은 고딕" w:hAnsi="맑은 고딕" w:eastAsia="맑은 고딕"/>
+          <w:b w:val="0"/>
+          <w:i w:val="0"/>
+          <w:sz w:val="18"/>
+          <w:u w:val="none"/>
+        </w:rPr>
+        <w:t xml:space="preserve"> technology. He wants to create a(n) (나)</w:t>
+      </w:r>
+      <w:r>
+        <w:rPr>
+          <w:rFonts w:ascii="맑은 고딕" w:hAnsi="맑은 고딕" w:eastAsia="맑은 고딕"/>
+          <w:b w:val="0"/>
+          <w:i w:val="0"/>
+          <w:sz w:val="18"/>
+          <w:u w:val="single"/>
+        </w:rPr>
+        <w:t>invention</w:t>
+      </w:r>
+      <w:r>
+        <w:rPr>
+          <w:rFonts w:ascii="맑은 고딕" w:hAnsi="맑은 고딕" w:eastAsia="맑은 고딕"/>
+          <w:b w:val="0"/>
+          <w:i w:val="0"/>
+          <w:sz w:val="18"/>
+          <w:u w:val="none"/>
+        </w:rPr>
+        <w:t xml:space="preserve"> that can help elderly people live more safely at home. To do this, he uses (다)</w:t>
+      </w:r>
+      <w:r>
+        <w:rPr>
+          <w:rFonts w:ascii="맑은 고딕" w:hAnsi="맑은 고딕" w:eastAsia="맑은 고딕"/>
+          <w:b w:val="0"/>
+          <w:i w:val="0"/>
+          <w:sz w:val="18"/>
+          <w:u w:val="single"/>
+        </w:rPr>
+        <w:t>common</w:t>
+      </w:r>
+      <w:r>
+        <w:rPr>
+          <w:rFonts w:ascii="맑은 고딕" w:hAnsi="맑은 고딕" w:eastAsia="맑은 고딕"/>
+          <w:b w:val="0"/>
+          <w:i w:val="0"/>
+          <w:sz w:val="18"/>
+          <w:u w:val="none"/>
+        </w:rPr>
+        <w:t xml:space="preserve"> intelligence to make the machine understand voices and movements. He also needs to (라)</w:t>
+      </w:r>
+      <w:r>
+        <w:rPr>
+          <w:rFonts w:ascii="맑은 고딕" w:hAnsi="맑은 고딕" w:eastAsia="맑은 고딕"/>
+          <w:b w:val="0"/>
+          <w:i w:val="0"/>
+          <w:sz w:val="18"/>
+          <w:u w:val="single"/>
+        </w:rPr>
+        <w:t>program</w:t>
+      </w:r>
+      <w:r>
+        <w:rPr>
+          <w:rFonts w:ascii="맑은 고딕" w:hAnsi="맑은 고딕" w:eastAsia="맑은 고딕"/>
+          <w:b w:val="0"/>
+          <w:i w:val="0"/>
+          <w:sz w:val="18"/>
+          <w:u w:val="none"/>
+        </w:rPr>
+        <w:t xml:space="preserve"> the device so it can send a message when someone falls or needs help. Tom hopes that his project will one day become a (마)</w:t>
+      </w:r>
+      <w:r>
+        <w:rPr>
+          <w:rFonts w:ascii="맑은 고딕" w:hAnsi="맑은 고딕" w:eastAsia="맑은 고딕"/>
+          <w:b w:val="0"/>
+          <w:i w:val="0"/>
+          <w:sz w:val="18"/>
+          <w:u w:val="single"/>
+        </w:rPr>
+        <w:t>real</w:t>
+      </w:r>
+      <w:r>
+        <w:rPr>
+          <w:rFonts w:ascii="맑은 고딕" w:hAnsi="맑은 고딕" w:eastAsia="맑은 고딕"/>
+          <w:b w:val="0"/>
+          <w:i w:val="0"/>
+          <w:sz w:val="18"/>
+          <w:u w:val="none"/>
+        </w:rPr>
+        <w:t xml:space="preserve"> product that many people can use.</w:t>
+      </w:r>
+    </w:p>
+    <w:p>
+      <w:pPr>
+        <w:spacing w:before="0" w:after="20" w:line="259" w:lineRule="auto"/>
+        <w:ind w:left="113"/>
+      </w:pPr>
+      <w:r>
+        <w:rPr>
+          <w:rFonts w:ascii="맑은 고딕" w:hAnsi="맑은 고딕" w:eastAsia="맑은 고딕"/>
+          <w:b w:val="0"/>
+          <w:i w:val="0"/>
+          <w:sz w:val="18"/>
+          <w:u w:val="none"/>
+        </w:rPr>
+        <w:t>① (가)</w:t>
+      </w:r>
+      <w:r>
+        <w:rPr>
+          <w:rFonts w:ascii="맑은 고딕" w:hAnsi="맑은 고딕" w:eastAsia="맑은 고딕"/>
+          <w:b w:val="0"/>
+          <w:i w:val="0"/>
+          <w:sz w:val="18"/>
+          <w:u w:val="none"/>
+        </w:rPr>
+        <w:t xml:space="preserve">    </w:t>
+      </w:r>
+      <w:r>
+        <w:rPr>
+          <w:rFonts w:ascii="맑은 고딕" w:hAnsi="맑은 고딕" w:eastAsia="맑은 고딕"/>
+          <w:b w:val="0"/>
+          <w:i w:val="0"/>
+          <w:sz w:val="18"/>
+          <w:u w:val="none"/>
+        </w:rPr>
+        <w:t>② (나)</w:t>
+      </w:r>
+      <w:r>
+        <w:rPr>
+          <w:rFonts w:ascii="맑은 고딕" w:hAnsi="맑은 고딕" w:eastAsia="맑은 고딕"/>
+          <w:b w:val="0"/>
+          <w:i w:val="0"/>
+          <w:sz w:val="18"/>
+          <w:u w:val="none"/>
+        </w:rPr>
+        <w:t xml:space="preserve">    </w:t>
+      </w:r>
+      <w:r>
+        <w:rPr>
+          <w:rFonts w:ascii="맑은 고딕" w:hAnsi="맑은 고딕" w:eastAsia="맑은 고딕"/>
+          <w:b w:val="0"/>
+          <w:i w:val="0"/>
+          <w:sz w:val="18"/>
+          <w:u w:val="none"/>
+        </w:rPr>
+        <w:t>③ (다)</w:t>
+      </w:r>
+      <w:r>
+        <w:rPr>
+          <w:rFonts w:ascii="맑은 고딕" w:hAnsi="맑은 고딕" w:eastAsia="맑은 고딕"/>
+          <w:b w:val="0"/>
+          <w:i w:val="0"/>
+          <w:sz w:val="18"/>
+          <w:u w:val="none"/>
+        </w:rPr>
+        <w:t xml:space="preserve">    </w:t>
+      </w:r>
+      <w:r>
+        <w:rPr>
+          <w:rFonts w:ascii="맑은 고딕" w:hAnsi="맑은 고딕" w:eastAsia="맑은 고딕"/>
+          <w:b w:val="0"/>
+          <w:i w:val="0"/>
+          <w:sz w:val="18"/>
+          <w:u w:val="none"/>
+        </w:rPr>
+        <w:t>④ (라)</w:t>
+      </w:r>
+      <w:r>
+        <w:rPr>
+          <w:rFonts w:ascii="맑은 고딕" w:hAnsi="맑은 고딕" w:eastAsia="맑은 고딕"/>
+          <w:b w:val="0"/>
+          <w:i w:val="0"/>
+          <w:sz w:val="18"/>
+          <w:u w:val="none"/>
+        </w:rPr>
+        <w:t xml:space="preserve">    </w:t>
+      </w:r>
+      <w:r>
+        <w:rPr>
+          <w:rFonts w:ascii="맑은 고딕" w:hAnsi="맑은 고딕" w:eastAsia="맑은 고딕"/>
+          <w:b w:val="0"/>
+          <w:i w:val="0"/>
+          <w:sz w:val="18"/>
+          <w:u w:val="none"/>
+        </w:rPr>
+        <w:t>⑤ (마)</w:t>
+      </w:r>
+    </w:p>
+    <w:p>
+      <w:pPr>
+        <w:spacing w:before="0" w:after="40" w:line="259" w:lineRule="auto"/>
+      </w:pPr>
+    </w:p>
+    <w:p>
+      <w:pPr>
+        <w:keepNext/>
+        <w:spacing w:before="0" w:after="20" w:line="259" w:lineRule="auto"/>
+      </w:pPr>
+      <w:r>
+        <w:rPr>
+          <w:rFonts w:ascii="맑은 고딕" w:hAnsi="맑은 고딕" w:eastAsia="맑은 고딕"/>
+          <w:b/>
+          <w:i w:val="0"/>
+          <w:sz w:val="18"/>
+          <w:u w:val="none"/>
+        </w:rPr>
+        <w:t>필기 · 어근 — 관계 · 묶기 · 뜻</w:t>
+      </w:r>
+    </w:p>
+    <w:p>
+      <w:pPr>
+        <w:keepNext/>
+        <w:spacing w:before="0" w:after="20" w:line="259" w:lineRule="auto"/>
+      </w:pPr>
+      <w:r>
+        <w:rPr>
+          <w:rFonts w:ascii="맑은 고딕" w:hAnsi="맑은 고딕" w:eastAsia="맑은 고딕"/>
+          <w:b/>
+          <w:i w:val="0"/>
+          <w:sz w:val="18"/>
+          <w:u w:val="none"/>
+        </w:rPr>
+        <w:t xml:space="preserve">12. </w:t>
+      </w:r>
+      <w:r>
+        <w:rPr>
+          <w:rFonts w:ascii="맑은 고딕" w:hAnsi="맑은 고딕" w:eastAsia="맑은 고딕"/>
+          <w:b w:val="0"/>
+          <w:i w:val="0"/>
+          <w:sz w:val="18"/>
+          <w:u w:val="none"/>
+        </w:rPr>
+        <w:t xml:space="preserve">프린트 필기에 따를 때, 두 표현의 관계가 나머지 넷과 </w:t>
+      </w:r>
+      <w:r>
+        <w:rPr>
+          <w:rFonts w:ascii="맑은 고딕" w:hAnsi="맑은 고딕" w:eastAsia="맑은 고딕"/>
+          <w:b w:val="0"/>
+          <w:i w:val="0"/>
+          <w:sz w:val="18"/>
+          <w:u w:val="single"/>
+        </w:rPr>
+        <w:t>다른</w:t>
       </w:r>
       <w:r>
         <w:rPr>
@@ -3018,7 +2780,7 @@
           <w:sz w:val="18"/>
           <w:u w:val="none"/>
         </w:rPr>
-        <w:t>① -trude-(밀다): thrust — 세게 밀다, 찌르다</w:t>
+        <w:t>① sense — detect</w:t>
       </w:r>
     </w:p>
     <w:p>
@@ -3034,7 +2796,7 @@
           <w:sz w:val="18"/>
           <w:u w:val="none"/>
         </w:rPr>
-        <w:t>② -ject-(던지다): inject — 주입하다, 불어넣다</w:t>
+        <w:t>② deal with — address</w:t>
       </w:r>
     </w:p>
     <w:p>
@@ -3050,7 +2812,7 @@
           <w:sz w:val="18"/>
           <w:u w:val="none"/>
         </w:rPr>
-        <w:t>③ -dict-(말하다): contradict — 모순되다, 반박하다</w:t>
+        <w:t>③ deal with — handle</w:t>
       </w:r>
     </w:p>
     <w:p>
@@ -3066,7 +2828,7 @@
           <w:sz w:val="18"/>
           <w:u w:val="none"/>
         </w:rPr>
-        <w:t>④ -tract-(끌다): extract — 끌어당기다, 관심을 끌다</w:t>
+        <w:t>④ common — unusual</w:t>
       </w:r>
     </w:p>
     <w:p>
@@ -3082,7 +2844,7 @@
           <w:sz w:val="18"/>
           <w:u w:val="none"/>
         </w:rPr>
-        <w:t>⑤ -vent-(오다): convene — 소집하다, 모이다</w:t>
+        <w:t>⑤ break down — decompose</w:t>
       </w:r>
     </w:p>
     <w:p>
@@ -3108,7 +2870,7 @@
           <w:sz w:val="18"/>
           <w:u w:val="none"/>
         </w:rPr>
-        <w:t xml:space="preserve">14. </w:t>
+        <w:t xml:space="preserve">13. </w:t>
       </w:r>
       <w:r>
         <w:rPr>
@@ -3186,7 +2948,7 @@
           <w:sz w:val="18"/>
           <w:u w:val="none"/>
         </w:rPr>
-        <w:t>③ emit — permit</w:t>
+        <w:t>③ impress — intrude</w:t>
       </w:r>
     </w:p>
     <w:p>
@@ -3218,7 +2980,7 @@
           <w:sz w:val="18"/>
           <w:u w:val="none"/>
         </w:rPr>
-        <w:t>⑤ impress — intrude</w:t>
+        <w:t>⑤ emit — permit</w:t>
       </w:r>
     </w:p>
     <w:p>
@@ -3244,39 +3006,59 @@
           <w:sz w:val="18"/>
           <w:u w:val="none"/>
         </w:rPr>
-        <w:t>[서답형 CHECK] 영영풀이 → 단어 · 어근 뜻</w:t>
+        <w:t xml:space="preserve">14. </w:t>
+      </w:r>
+      <w:r>
+        <w:rPr>
+          <w:rFonts w:ascii="맑은 고딕" w:hAnsi="맑은 고딕" w:eastAsia="맑은 고딕"/>
+          <w:b w:val="0"/>
+          <w:i w:val="0"/>
+          <w:sz w:val="18"/>
+          <w:u w:val="none"/>
+        </w:rPr>
+        <w:t xml:space="preserve">어근의 뜻과 단어의 뜻이 바르게 짝지어지지 </w:t>
+      </w:r>
+      <w:r>
+        <w:rPr>
+          <w:rFonts w:ascii="맑은 고딕" w:hAnsi="맑은 고딕" w:eastAsia="맑은 고딕"/>
+          <w:b w:val="0"/>
+          <w:i w:val="0"/>
+          <w:sz w:val="18"/>
+          <w:u w:val="single"/>
+        </w:rPr>
+        <w:t>않은</w:t>
+      </w:r>
+      <w:r>
+        <w:rPr>
+          <w:rFonts w:ascii="맑은 고딕" w:hAnsi="맑은 고딕" w:eastAsia="맑은 고딕"/>
+          <w:b w:val="0"/>
+          <w:i w:val="0"/>
+          <w:sz w:val="18"/>
+          <w:u w:val="none"/>
+        </w:rPr>
+        <w:t xml:space="preserve"> 것은?</w:t>
       </w:r>
     </w:p>
     <w:p>
       <w:pPr>
-        <w:keepNext/>
-        <w:spacing w:before="0" w:after="20" w:line="259" w:lineRule="auto"/>
+        <w:spacing w:before="0" w:after="0" w:line="259" w:lineRule="auto"/>
+        <w:ind w:left="113"/>
       </w:pPr>
       <w:r>
         <w:rPr>
           <w:rFonts w:ascii="맑은 고딕" w:hAnsi="맑은 고딕" w:eastAsia="맑은 고딕"/>
-          <w:b/>
-          <w:i w:val="0"/>
-          <w:sz w:val="18"/>
-          <w:u w:val="none"/>
-        </w:rPr>
-        <w:t xml:space="preserve">15. </w:t>
-      </w:r>
-      <w:r>
-        <w:rPr>
-          <w:rFonts w:ascii="맑은 고딕" w:hAnsi="맑은 고딕" w:eastAsia="맑은 고딕"/>
           <w:b w:val="0"/>
           <w:i w:val="0"/>
           <w:sz w:val="18"/>
           <w:u w:val="none"/>
         </w:rPr>
-        <w:t>다음 영영풀이(프린트 원문)에 해당하는 단어를 쓰시오.</w:t>
+        <w:t>① -trude-(밀다): thrust — 세게 밀다, 찌르다</w:t>
       </w:r>
     </w:p>
     <w:p>
       <w:pPr>
-        <w:spacing w:before="0" w:after="20" w:line="259" w:lineRule="auto"/>
-        <w:ind w:left="57"/>
+        <w:spacing w:before="0" w:after="0" w:line="259" w:lineRule="auto"/>
+        <w:ind w:left="113"/>
       </w:pPr>
       <w:r>
         <w:rPr>
@@ -3286,8 +3068,14 @@
           <w:sz w:val="18"/>
           <w:u w:val="none"/>
         </w:rPr>
-        <w:t xml:space="preserve">(1) information to help people understand something → </w:t>
-      </w:r>
+        <w:t>② -ject-(던지다): inject — 주입하다, 불어넣다</w:t>
+      </w:r>
+    </w:p>
+    <w:p>
+      <w:pPr>
+        <w:spacing w:before="0" w:after="0" w:line="259" w:lineRule="auto"/>
+        <w:ind w:left="113"/>
+      </w:pPr>
       <w:r>
         <w:rPr>
           <w:rFonts w:ascii="맑은 고딕" w:hAnsi="맑은 고딕" w:eastAsia="맑은 고딕"/>
@@ -3296,11 +3084,14 @@
           <w:sz w:val="18"/>
           <w:u w:val="none"/>
         </w:rPr>
-        <w:t>__________</w:t>
-      </w:r>
-      <w:r>
-        <w:br/>
-      </w:r>
+        <w:t>③ -dict-(말하다): contradict — 모순되다, 반박하다</w:t>
+      </w:r>
+    </w:p>
+    <w:p>
+      <w:pPr>
+        <w:spacing w:before="0" w:after="0" w:line="259" w:lineRule="auto"/>
+        <w:ind w:left="113"/>
+      </w:pPr>
       <w:r>
         <w:rPr>
           <w:rFonts w:ascii="맑은 고딕" w:hAnsi="맑은 고딕" w:eastAsia="맑은 고딕"/>
@@ -3309,8 +3100,14 @@
           <w:sz w:val="18"/>
           <w:u w:val="none"/>
         </w:rPr>
-        <w:t xml:space="preserve">(2) the basic form or arrangement of something → </w:t>
-      </w:r>
+        <w:t>④ -tract-(끌다): extract — 끌어당기다, (관심을) 끌다</w:t>
+      </w:r>
+    </w:p>
+    <w:p>
+      <w:pPr>
+        <w:spacing w:before="0" w:after="0" w:line="259" w:lineRule="auto"/>
+        <w:ind w:left="113"/>
+      </w:pPr>
       <w:r>
         <w:rPr>
           <w:rFonts w:ascii="맑은 고딕" w:hAnsi="맑은 고딕" w:eastAsia="맑은 고딕"/>
@@ -3319,77 +3116,13 @@
           <w:sz w:val="18"/>
           <w:u w:val="none"/>
         </w:rPr>
-        <w:t>__________</w:t>
-      </w:r>
-      <w:r>
-        <w:br/>
-      </w:r>
-      <w:r>
-        <w:rPr>
-          <w:rFonts w:ascii="맑은 고딕" w:hAnsi="맑은 고딕" w:eastAsia="맑은 고딕"/>
-          <w:b w:val="0"/>
-          <w:i w:val="0"/>
-          <w:sz w:val="18"/>
-          <w:u w:val="none"/>
-        </w:rPr>
-        <w:t xml:space="preserve">(3) to control machines with instructions for the automatic performance of a task → </w:t>
-      </w:r>
-      <w:r>
-        <w:rPr>
-          <w:rFonts w:ascii="맑은 고딕" w:hAnsi="맑은 고딕" w:eastAsia="맑은 고딕"/>
-          <w:b w:val="0"/>
-          <w:i w:val="0"/>
-          <w:sz w:val="18"/>
-          <w:u w:val="none"/>
-        </w:rPr>
-        <w:t>__________</w:t>
-      </w:r>
-      <w:r>
-        <w:br/>
-      </w:r>
-      <w:r>
-        <w:rPr>
-          <w:rFonts w:ascii="맑은 고딕" w:hAnsi="맑은 고딕" w:eastAsia="맑은 고딕"/>
-          <w:b w:val="0"/>
-          <w:i w:val="0"/>
-          <w:sz w:val="18"/>
-          <w:u w:val="none"/>
-        </w:rPr>
-        <w:t xml:space="preserve">(4) a large number of living things → </w:t>
-      </w:r>
-      <w:r>
-        <w:rPr>
-          <w:rFonts w:ascii="맑은 고딕" w:hAnsi="맑은 고딕" w:eastAsia="맑은 고딕"/>
-          <w:b w:val="0"/>
-          <w:i w:val="0"/>
-          <w:sz w:val="18"/>
-          <w:u w:val="none"/>
-        </w:rPr>
-        <w:t>__________</w:t>
-      </w:r>
-      <w:r>
-        <w:br/>
-      </w:r>
-      <w:r>
-        <w:rPr>
-          <w:rFonts w:ascii="맑은 고딕" w:hAnsi="맑은 고딕" w:eastAsia="맑은 고딕"/>
-          <w:b w:val="0"/>
-          <w:i w:val="0"/>
-          <w:sz w:val="18"/>
-          <w:u w:val="none"/>
-        </w:rPr>
-        <w:t xml:space="preserve">(5) to keep something such as heat or water in one place → </w:t>
-      </w:r>
-      <w:r>
-        <w:rPr>
-          <w:rFonts w:ascii="맑은 고딕" w:hAnsi="맑은 고딕" w:eastAsia="맑은 고딕"/>
-          <w:b w:val="0"/>
-          <w:i w:val="0"/>
-          <w:sz w:val="18"/>
-          <w:u w:val="none"/>
-        </w:rPr>
-        <w:t>__________</w:t>
-      </w:r>
+        <w:t>⑤ -vent-(오다): convene — 소집하다, (회의를 위해) 모이다</w:t>
+      </w:r>
+    </w:p>
+    <w:p>
+      <w:pPr>
+        <w:spacing w:before="0" w:after="0" w:line="259" w:lineRule="auto"/>
+      </w:pPr>
     </w:p>
     <w:p>
       <w:pPr>
@@ -3409,7 +3142,7 @@
           <w:sz w:val="18"/>
           <w:u w:val="none"/>
         </w:rPr>
-        <w:t xml:space="preserve">16. </w:t>
+        <w:t xml:space="preserve">15. </w:t>
       </w:r>
       <w:r>
         <w:rPr>
@@ -3419,7 +3152,27 @@
           <w:sz w:val="18"/>
           <w:u w:val="none"/>
         </w:rPr>
-        <w:t>다음 어근의 뜻을 쓰시오.</w:t>
+        <w:t xml:space="preserve">[2025 #1형 · 어근 뜻] (A)~(E)에 들어갈 단어의 우리말 뜻이 될 수 </w:t>
+      </w:r>
+      <w:r>
+        <w:rPr>
+          <w:rFonts w:ascii="맑은 고딕" w:hAnsi="맑은 고딕" w:eastAsia="맑은 고딕"/>
+          <w:b w:val="0"/>
+          <w:i w:val="0"/>
+          <w:sz w:val="18"/>
+          <w:u w:val="single"/>
+        </w:rPr>
+        <w:t>없는</w:t>
+      </w:r>
+      <w:r>
+        <w:rPr>
+          <w:rFonts w:ascii="맑은 고딕" w:hAnsi="맑은 고딕" w:eastAsia="맑은 고딕"/>
+          <w:b w:val="0"/>
+          <w:i w:val="0"/>
+          <w:sz w:val="18"/>
+          <w:u w:val="none"/>
+        </w:rPr>
+        <w:t xml:space="preserve"> 것만 묶인 것은? (형태 변화 가능)</w:t>
       </w:r>
     </w:p>
     <w:p>
@@ -3435,7 +3188,10 @@
           <w:sz w:val="18"/>
           <w:u w:val="none"/>
         </w:rPr>
-        <w:t xml:space="preserve">(1) -spect- → </w:t>
+        <w:t>(A) Who do the police ________ in the robbery?</w:t>
+      </w:r>
+      <w:r>
+        <w:br/>
       </w:r>
       <w:r>
         <w:rPr>
@@ -3445,7 +3201,10 @@
           <w:sz w:val="18"/>
           <w:u w:val="none"/>
         </w:rPr>
-        <w:t>__________</w:t>
+        <w:t>(B) The ________ for continued growth aren’t favorable.</w:t>
+      </w:r>
+      <w:r>
+        <w:br/>
       </w:r>
       <w:r>
         <w:rPr>
@@ -3455,7 +3214,10 @@
           <w:sz w:val="18"/>
           <w:u w:val="none"/>
         </w:rPr>
-        <w:t xml:space="preserve"> (2) -tract- → </w:t>
+        <w:t>(C) Stars ________ a lot of energy as visible light.</w:t>
+      </w:r>
+      <w:r>
+        <w:br/>
       </w:r>
       <w:r>
         <w:rPr>
@@ -3465,7 +3227,10 @@
           <w:sz w:val="18"/>
           <w:u w:val="none"/>
         </w:rPr>
-        <w:t>__________</w:t>
+        <w:t>(D) You must ________ permission to start the task.</w:t>
+      </w:r>
+      <w:r>
+        <w:br/>
       </w:r>
       <w:r>
         <w:rPr>
@@ -3475,7 +3240,13 @@
           <w:sz w:val="18"/>
           <w:u w:val="none"/>
         </w:rPr>
-        <w:t xml:space="preserve"> (3) -press- → </w:t>
+        <w:t>(E) Previously gained knowledge is ________ in simplified forms with the brain.</w:t>
+      </w:r>
+      <w:r>
+        <w:br/>
+      </w:r>
+      <w:r>
+        <w:br/>
       </w:r>
       <w:r>
         <w:rPr>
@@ -3485,8 +3256,14 @@
           <w:sz w:val="18"/>
           <w:u w:val="none"/>
         </w:rPr>
-        <w:t>__________</w:t>
-      </w:r>
+        <w:t>ⓐ 얻다 ⓑ 점검하다 ⓒ 의심하다 ⓓ 전망 ⓔ 방출하다 ⓕ 유지하다, 보유하다 ⓖ 허락하다 ⓗ 유지하다, 지속하다</w:t>
+      </w:r>
+    </w:p>
+    <w:p>
+      <w:pPr>
+        <w:spacing w:before="0" w:after="20" w:line="259" w:lineRule="auto"/>
+        <w:ind w:left="113"/>
+      </w:pPr>
       <w:r>
         <w:rPr>
           <w:rFonts w:ascii="맑은 고딕" w:hAnsi="맑은 고딕" w:eastAsia="맑은 고딕"/>
@@ -3495,7 +3272,7 @@
           <w:sz w:val="18"/>
           <w:u w:val="none"/>
         </w:rPr>
-        <w:t xml:space="preserve"> (4) -tain- → </w:t>
+        <w:t>① ⓐ, ⓓ, ⓔ</w:t>
       </w:r>
       <w:r>
         <w:rPr>
@@ -3505,7 +3282,7 @@
           <w:sz w:val="18"/>
           <w:u w:val="none"/>
         </w:rPr>
-        <w:t>__________</w:t>
+        <w:t xml:space="preserve">    </w:t>
       </w:r>
       <w:r>
         <w:rPr>
@@ -3515,7 +3292,7 @@
           <w:sz w:val="18"/>
           <w:u w:val="none"/>
         </w:rPr>
-        <w:t xml:space="preserve"> (5) -cede → </w:t>
+        <w:t>② ⓑ, ⓖ, ⓗ</w:t>
       </w:r>
       <w:r>
         <w:rPr>
@@ -3525,7 +3302,7 @@
           <w:sz w:val="18"/>
           <w:u w:val="none"/>
         </w:rPr>
-        <w:t>__________</w:t>
+        <w:t xml:space="preserve">    </w:t>
       </w:r>
       <w:r>
         <w:rPr>
@@ -3535,7 +3312,7 @@
           <w:sz w:val="18"/>
           <w:u w:val="none"/>
         </w:rPr>
-        <w:t xml:space="preserve"> (6) cogn- → </w:t>
+        <w:t>③ ⓑ, ⓒ, ⓕ</w:t>
       </w:r>
       <w:r>
         <w:rPr>
@@ -3545,7 +3322,37 @@
           <w:sz w:val="18"/>
           <w:u w:val="none"/>
         </w:rPr>
-        <w:t>__________</w:t>
+        <w:t xml:space="preserve">    </w:t>
+      </w:r>
+      <w:r>
+        <w:rPr>
+          <w:rFonts w:ascii="맑은 고딕" w:hAnsi="맑은 고딕" w:eastAsia="맑은 고딕"/>
+          <w:b w:val="0"/>
+          <w:i w:val="0"/>
+          <w:sz w:val="18"/>
+          <w:u w:val="none"/>
+        </w:rPr>
+        <w:t>④ ⓒ, ⓔ, ⓖ</w:t>
+      </w:r>
+      <w:r>
+        <w:rPr>
+          <w:rFonts w:ascii="맑은 고딕" w:hAnsi="맑은 고딕" w:eastAsia="맑은 고딕"/>
+          <w:b w:val="0"/>
+          <w:i w:val="0"/>
+          <w:sz w:val="18"/>
+          <w:u w:val="none"/>
+        </w:rPr>
+        <w:t xml:space="preserve">    </w:t>
+      </w:r>
+      <w:r>
+        <w:rPr>
+          <w:rFonts w:ascii="맑은 고딕" w:hAnsi="맑은 고딕" w:eastAsia="맑은 고딕"/>
+          <w:b w:val="0"/>
+          <w:i w:val="0"/>
+          <w:sz w:val="18"/>
+          <w:u w:val="none"/>
+        </w:rPr>
+        <w:t>⑤ ⓓ, ⓕ, ⓗ</w:t>
       </w:r>
     </w:p>
     <w:p>
@@ -3566,7 +3373,23 @@
           <w:sz w:val="18"/>
           <w:u w:val="none"/>
         </w:rPr>
-        <w:t xml:space="preserve">17. </w:t>
+        <w:t>[서답형 CHECK] 영영풀이 → 단어 · 어근 뜻</w:t>
+      </w:r>
+    </w:p>
+    <w:p>
+      <w:pPr>
+        <w:keepNext/>
+        <w:spacing w:before="0" w:after="20" w:line="259" w:lineRule="auto"/>
+      </w:pPr>
+      <w:r>
+        <w:rPr>
+          <w:rFonts w:ascii="맑은 고딕" w:hAnsi="맑은 고딕" w:eastAsia="맑은 고딕"/>
+          <w:b/>
+          <w:i w:val="0"/>
+          <w:sz w:val="18"/>
+          <w:u w:val="none"/>
+        </w:rPr>
+        <w:t xml:space="preserve">16. </w:t>
       </w:r>
       <w:r>
         <w:rPr>
@@ -3576,27 +3399,7 @@
           <w:sz w:val="18"/>
           <w:u w:val="none"/>
         </w:rPr>
-        <w:t xml:space="preserve">[2025 #1형 · 어근 뜻] (A)~(E)에 들어갈 단어의 우리말 뜻이 될 수 </w:t>
-      </w:r>
-      <w:r>
-        <w:rPr>
-          <w:rFonts w:ascii="맑은 고딕" w:hAnsi="맑은 고딕" w:eastAsia="맑은 고딕"/>
-          <w:b w:val="0"/>
-          <w:i w:val="0"/>
-          <w:sz w:val="18"/>
-          <w:u w:val="single"/>
-        </w:rPr>
-        <w:t>없는</w:t>
-      </w:r>
-      <w:r>
-        <w:rPr>
-          <w:rFonts w:ascii="맑은 고딕" w:hAnsi="맑은 고딕" w:eastAsia="맑은 고딕"/>
-          <w:b w:val="0"/>
-          <w:i w:val="0"/>
-          <w:sz w:val="18"/>
-          <w:u w:val="none"/>
-        </w:rPr>
-        <w:t xml:space="preserve"> 것만 묶인 것은?</w:t>
+        <w:t>다음 영영풀이(프린트 원문)에 해당하는 단어를 쓰시오.</w:t>
       </w:r>
     </w:p>
     <w:p>
@@ -3612,7 +3415,17 @@
           <w:sz w:val="18"/>
           <w:u w:val="none"/>
         </w:rPr>
-        <w:t>(A) Who do the police ________ in the robbery?</w:t>
+        <w:t xml:space="preserve">(1) information to help people understand something → </w:t>
+      </w:r>
+      <w:r>
+        <w:rPr>
+          <w:rFonts w:ascii="맑은 고딕" w:hAnsi="맑은 고딕" w:eastAsia="맑은 고딕"/>
+          <w:b w:val="0"/>
+          <w:i w:val="0"/>
+          <w:sz w:val="18"/>
+          <w:u w:val="none"/>
+        </w:rPr>
+        <w:t>__________</w:t>
       </w:r>
       <w:r>
         <w:br/>
@@ -3625,7 +3438,17 @@
           <w:sz w:val="18"/>
           <w:u w:val="none"/>
         </w:rPr>
-        <w:t>(B) The ________ for continued growth aren't favorable.</w:t>
+        <w:t xml:space="preserve">(2) the basic form or arrangement of something → </w:t>
+      </w:r>
+      <w:r>
+        <w:rPr>
+          <w:rFonts w:ascii="맑은 고딕" w:hAnsi="맑은 고딕" w:eastAsia="맑은 고딕"/>
+          <w:b w:val="0"/>
+          <w:i w:val="0"/>
+          <w:sz w:val="18"/>
+          <w:u w:val="none"/>
+        </w:rPr>
+        <w:t>__________</w:t>
       </w:r>
       <w:r>
         <w:br/>
@@ -3638,7 +3461,17 @@
           <w:sz w:val="18"/>
           <w:u w:val="none"/>
         </w:rPr>
-        <w:t>(C) Stars ________ a lot of energy as visible light.</w:t>
+        <w:t xml:space="preserve">(3) v. to control machines with instructions for the automatic performance of a task → </w:t>
+      </w:r>
+      <w:r>
+        <w:rPr>
+          <w:rFonts w:ascii="맑은 고딕" w:hAnsi="맑은 고딕" w:eastAsia="맑은 고딕"/>
+          <w:b w:val="0"/>
+          <w:i w:val="0"/>
+          <w:sz w:val="18"/>
+          <w:u w:val="none"/>
+        </w:rPr>
+        <w:t>__________</w:t>
       </w:r>
       <w:r>
         <w:br/>
@@ -3651,7 +3484,17 @@
           <w:sz w:val="18"/>
           <w:u w:val="none"/>
         </w:rPr>
-        <w:t>(D) You must ________ permission to start the task.</w:t>
+        <w:t xml:space="preserve">(4) n. a large number of living things → </w:t>
+      </w:r>
+      <w:r>
+        <w:rPr>
+          <w:rFonts w:ascii="맑은 고딕" w:hAnsi="맑은 고딕" w:eastAsia="맑은 고딕"/>
+          <w:b w:val="0"/>
+          <w:i w:val="0"/>
+          <w:sz w:val="18"/>
+          <w:u w:val="none"/>
+        </w:rPr>
+        <w:t>__________</w:t>
       </w:r>
       <w:r>
         <w:br/>
@@ -3664,13 +3507,7 @@
           <w:sz w:val="18"/>
           <w:u w:val="none"/>
         </w:rPr>
-        <w:t>(E) Previously gained knowledge is ________ in simplified forms within the brain.</w:t>
-      </w:r>
-      <w:r>
-        <w:br/>
-      </w:r>
-      <w:r>
-        <w:br/>
+        <w:t xml:space="preserve">(5) v. to pile up or increase gradually in quantity or number → </w:t>
       </w:r>
       <w:r>
         <w:rPr>
@@ -3680,13 +3517,44 @@
           <w:sz w:val="18"/>
           <w:u w:val="none"/>
         </w:rPr>
-        <w:t>ⓐ 얻다 ⓑ 점검하다 ⓒ 의심하다 ⓓ 전망 ⓔ 방출하다 ⓕ 보유하다 ⓖ 허락하다 ⓗ 유지하다, 지속하다</w:t>
+        <w:t>__________</w:t>
+      </w:r>
+    </w:p>
+    <w:p>
+      <w:pPr>
+        <w:spacing w:before="0" w:after="40" w:line="259" w:lineRule="auto"/>
+      </w:pPr>
+    </w:p>
+    <w:p>
+      <w:pPr>
+        <w:keepNext/>
+        <w:spacing w:before="0" w:after="20" w:line="259" w:lineRule="auto"/>
+      </w:pPr>
+      <w:r>
+        <w:rPr>
+          <w:rFonts w:ascii="맑은 고딕" w:hAnsi="맑은 고딕" w:eastAsia="맑은 고딕"/>
+          <w:b/>
+          <w:i w:val="0"/>
+          <w:sz w:val="18"/>
+          <w:u w:val="none"/>
+        </w:rPr>
+        <w:t xml:space="preserve">17. </w:t>
+      </w:r>
+      <w:r>
+        <w:rPr>
+          <w:rFonts w:ascii="맑은 고딕" w:hAnsi="맑은 고딕" w:eastAsia="맑은 고딕"/>
+          <w:b w:val="0"/>
+          <w:i w:val="0"/>
+          <w:sz w:val="18"/>
+          <w:u w:val="none"/>
+        </w:rPr>
+        <w:t>다음 어근의 뜻을 쓰시오.</w:t>
       </w:r>
     </w:p>
     <w:p>
       <w:pPr>
         <w:spacing w:before="0" w:after="20" w:line="259" w:lineRule="auto"/>
-        <w:ind w:left="113"/>
+        <w:ind w:left="57"/>
       </w:pPr>
       <w:r>
         <w:rPr>
@@ -3696,7 +3564,7 @@
           <w:sz w:val="18"/>
           <w:u w:val="none"/>
         </w:rPr>
-        <w:t>① ⓐ, ⓓ, ⓔ</w:t>
+        <w:t xml:space="preserve">(1) -spect- → </w:t>
       </w:r>
       <w:r>
         <w:rPr>
@@ -3706,7 +3574,7 @@
           <w:sz w:val="18"/>
           <w:u w:val="none"/>
         </w:rPr>
-        <w:t xml:space="preserve">    </w:t>
+        <w:t>__________</w:t>
       </w:r>
       <w:r>
         <w:rPr>
@@ -3716,7 +3584,7 @@
           <w:sz w:val="18"/>
           <w:u w:val="none"/>
         </w:rPr>
-        <w:t>② ⓑ, ⓒ, ⓕ</w:t>
+        <w:t xml:space="preserve"> (2) -tract- → </w:t>
       </w:r>
       <w:r>
         <w:rPr>
@@ -3726,7 +3594,7 @@
           <w:sz w:val="18"/>
           <w:u w:val="none"/>
         </w:rPr>
-        <w:t xml:space="preserve">    </w:t>
+        <w:t>__________</w:t>
       </w:r>
       <w:r>
         <w:rPr>
@@ -3736,7 +3604,7 @@
           <w:sz w:val="18"/>
           <w:u w:val="none"/>
         </w:rPr>
-        <w:t>③ ⓑ, ⓖ, ⓗ</w:t>
+        <w:t xml:space="preserve"> (3) -press- → </w:t>
       </w:r>
       <w:r>
         <w:rPr>
@@ -3746,7 +3614,7 @@
           <w:sz w:val="18"/>
           <w:u w:val="none"/>
         </w:rPr>
-        <w:t xml:space="preserve">    </w:t>
+        <w:t>__________</w:t>
       </w:r>
       <w:r>
         <w:rPr>
@@ -3756,7 +3624,7 @@
           <w:sz w:val="18"/>
           <w:u w:val="none"/>
         </w:rPr>
-        <w:t>④ ⓒ, ⓔ, ⓖ</w:t>
+        <w:t xml:space="preserve"> (4) -tain- → </w:t>
       </w:r>
       <w:r>
         <w:rPr>
@@ -3766,7 +3634,7 @@
           <w:sz w:val="18"/>
           <w:u w:val="none"/>
         </w:rPr>
-        <w:t xml:space="preserve">    </w:t>
+        <w:t>__________</w:t>
       </w:r>
       <w:r>
         <w:rPr>
@@ -3776,7 +3644,37 @@
           <w:sz w:val="18"/>
           <w:u w:val="none"/>
         </w:rPr>
-        <w:t>⑤ ⓓ, ⓕ, ⓗ</w:t>
+        <w:t xml:space="preserve"> (5) -cede → </w:t>
+      </w:r>
+      <w:r>
+        <w:rPr>
+          <w:rFonts w:ascii="맑은 고딕" w:hAnsi="맑은 고딕" w:eastAsia="맑은 고딕"/>
+          <w:b w:val="0"/>
+          <w:i w:val="0"/>
+          <w:sz w:val="18"/>
+          <w:u w:val="none"/>
+        </w:rPr>
+        <w:t>__________</w:t>
+      </w:r>
+      <w:r>
+        <w:rPr>
+          <w:rFonts w:ascii="맑은 고딕" w:hAnsi="맑은 고딕" w:eastAsia="맑은 고딕"/>
+          <w:b w:val="0"/>
+          <w:i w:val="0"/>
+          <w:sz w:val="18"/>
+          <w:u w:val="none"/>
+        </w:rPr>
+        <w:t xml:space="preserve"> (6) cogn- → </w:t>
+      </w:r>
+      <w:r>
+        <w:rPr>
+          <w:rFonts w:ascii="맑은 고딕" w:hAnsi="맑은 고딕" w:eastAsia="맑은 고딕"/>
+          <w:b w:val="0"/>
+          <w:i w:val="0"/>
+          <w:sz w:val="18"/>
+          <w:u w:val="none"/>
+        </w:rPr>
+        <w:t>__________</w:t>
       </w:r>
     </w:p>
     <w:p>
@@ -3790,8 +3688,8 @@
           <w:type w:val="continuous"/>
           <w:pgSz w:w="11906" w:h="16838"/>
           <w:pgMar w:top="680" w:right="794" w:bottom="624" w:left="794" w:header="720" w:footer="720" w:gutter="0"/>
+          <w:docGrid w:linePitch="360"/>
           <w:cols w:num="2" w:space="360" w:sep="1"/>
-          <w:docGrid w:linePitch="360"/>
         </w:sectPr>
       </w:pPr>
     </w:p>
@@ -3807,7 +3705,7 @@
           <w:sz w:val="22"/>
           <w:u w:val="none"/>
         </w:rPr>
-        <w:t>어휘 예측 CHECK — 2024·2025 3-2 기말 기출 유형 그대로 — 정답</w:t>
+        <w:t>어휘 CHECK — 기출 유형 · 프린트 원문 전용 — 정답</w:t>
       </w:r>
     </w:p>
     <w:p>
@@ -3832,6 +3730,26 @@
           <w:sz w:val="19"/>
           <w:u w:val="none"/>
         </w:rPr>
+        <w:t xml:space="preserve">①   │   </w:t>
+      </w:r>
+      <w:r>
+        <w:rPr>
+          <w:rFonts w:ascii="맑은 고딕" w:hAnsi="맑은 고딕" w:eastAsia="맑은 고딕"/>
+          <w:b/>
+          <w:i w:val="0"/>
+          <w:sz w:val="19"/>
+          <w:u w:val="none"/>
+        </w:rPr>
+        <w:t xml:space="preserve">2 </w:t>
+      </w:r>
+      <w:r>
+        <w:rPr>
+          <w:rFonts w:ascii="맑은 고딕" w:hAnsi="맑은 고딕" w:eastAsia="맑은 고딕"/>
+          <w:b w:val="0"/>
+          <w:i w:val="0"/>
+          <w:sz w:val="19"/>
+          <w:u w:val="none"/>
+        </w:rPr>
         <w:t xml:space="preserve">②   │   </w:t>
       </w:r>
       <w:r>
@@ -3842,7 +3760,7 @@
           <w:sz w:val="19"/>
           <w:u w:val="none"/>
         </w:rPr>
-        <w:t xml:space="preserve">2 </w:t>
+        <w:t xml:space="preserve">3 </w:t>
       </w:r>
       <w:r>
         <w:rPr>
@@ -3852,6 +3770,106 @@
           <w:sz w:val="19"/>
           <w:u w:val="none"/>
         </w:rPr>
+        <w:t xml:space="preserve">②   │   </w:t>
+      </w:r>
+      <w:r>
+        <w:rPr>
+          <w:rFonts w:ascii="맑은 고딕" w:hAnsi="맑은 고딕" w:eastAsia="맑은 고딕"/>
+          <w:b/>
+          <w:i w:val="0"/>
+          <w:sz w:val="19"/>
+          <w:u w:val="none"/>
+        </w:rPr>
+        <w:t xml:space="preserve">4 </w:t>
+      </w:r>
+      <w:r>
+        <w:rPr>
+          <w:rFonts w:ascii="맑은 고딕" w:hAnsi="맑은 고딕" w:eastAsia="맑은 고딕"/>
+          <w:b w:val="0"/>
+          <w:i w:val="0"/>
+          <w:sz w:val="19"/>
+          <w:u w:val="none"/>
+        </w:rPr>
+        <w:t xml:space="preserve">④   │   </w:t>
+      </w:r>
+      <w:r>
+        <w:rPr>
+          <w:rFonts w:ascii="맑은 고딕" w:hAnsi="맑은 고딕" w:eastAsia="맑은 고딕"/>
+          <w:b/>
+          <w:i w:val="0"/>
+          <w:sz w:val="19"/>
+          <w:u w:val="none"/>
+        </w:rPr>
+        <w:t xml:space="preserve">5 </w:t>
+      </w:r>
+      <w:r>
+        <w:rPr>
+          <w:rFonts w:ascii="맑은 고딕" w:hAnsi="맑은 고딕" w:eastAsia="맑은 고딕"/>
+          <w:b w:val="0"/>
+          <w:i w:val="0"/>
+          <w:sz w:val="19"/>
+          <w:u w:val="none"/>
+        </w:rPr>
+        <w:t xml:space="preserve">⑤   │   </w:t>
+      </w:r>
+      <w:r>
+        <w:rPr>
+          <w:rFonts w:ascii="맑은 고딕" w:hAnsi="맑은 고딕" w:eastAsia="맑은 고딕"/>
+          <w:b/>
+          <w:i w:val="0"/>
+          <w:sz w:val="19"/>
+          <w:u w:val="none"/>
+        </w:rPr>
+        <w:t xml:space="preserve">6 </w:t>
+      </w:r>
+      <w:r>
+        <w:rPr>
+          <w:rFonts w:ascii="맑은 고딕" w:hAnsi="맑은 고딕" w:eastAsia="맑은 고딕"/>
+          <w:b w:val="0"/>
+          <w:i w:val="0"/>
+          <w:sz w:val="19"/>
+          <w:u w:val="none"/>
+        </w:rPr>
+        <w:t xml:space="preserve">②   │   </w:t>
+      </w:r>
+      <w:r>
+        <w:rPr>
+          <w:rFonts w:ascii="맑은 고딕" w:hAnsi="맑은 고딕" w:eastAsia="맑은 고딕"/>
+          <w:b/>
+          <w:i w:val="0"/>
+          <w:sz w:val="19"/>
+          <w:u w:val="none"/>
+        </w:rPr>
+        <w:t xml:space="preserve">7 </w:t>
+      </w:r>
+      <w:r>
+        <w:rPr>
+          <w:rFonts w:ascii="맑은 고딕" w:hAnsi="맑은 고딕" w:eastAsia="맑은 고딕"/>
+          <w:b w:val="0"/>
+          <w:i w:val="0"/>
+          <w:sz w:val="19"/>
+          <w:u w:val="none"/>
+        </w:rPr>
+        <w:t xml:space="preserve">①   │   </w:t>
+      </w:r>
+      <w:r>
+        <w:rPr>
+          <w:rFonts w:ascii="맑은 고딕" w:hAnsi="맑은 고딕" w:eastAsia="맑은 고딕"/>
+          <w:b/>
+          <w:i w:val="0"/>
+          <w:sz w:val="19"/>
+          <w:u w:val="none"/>
+        </w:rPr>
+        <w:t xml:space="preserve">8 </w:t>
+      </w:r>
+      <w:r>
+        <w:rPr>
+          <w:rFonts w:ascii="맑은 고딕" w:hAnsi="맑은 고딕" w:eastAsia="맑은 고딕"/>
+          <w:b w:val="0"/>
+          <w:i w:val="0"/>
+          <w:sz w:val="19"/>
+          <w:u w:val="none"/>
+        </w:rPr>
         <w:t xml:space="preserve">③   │   </w:t>
       </w:r>
       <w:r>
@@ -3862,7 +3880,7 @@
           <w:sz w:val="19"/>
           <w:u w:val="none"/>
         </w:rPr>
-        <w:t xml:space="preserve">3 </w:t>
+        <w:t xml:space="preserve">9 </w:t>
       </w:r>
       <w:r>
         <w:rPr>
@@ -3872,6 +3890,126 @@
           <w:sz w:val="19"/>
           <w:u w:val="none"/>
         </w:rPr>
+        <w:t xml:space="preserve">②, ③   │   </w:t>
+      </w:r>
+      <w:r>
+        <w:rPr>
+          <w:rFonts w:ascii="맑은 고딕" w:hAnsi="맑은 고딕" w:eastAsia="맑은 고딕"/>
+          <w:b/>
+          <w:i w:val="0"/>
+          <w:sz w:val="19"/>
+          <w:u w:val="none"/>
+        </w:rPr>
+        <w:t xml:space="preserve">10 </w:t>
+      </w:r>
+      <w:r>
+        <w:rPr>
+          <w:rFonts w:ascii="맑은 고딕" w:hAnsi="맑은 고딕" w:eastAsia="맑은 고딕"/>
+          <w:b w:val="0"/>
+          <w:i w:val="0"/>
+          <w:sz w:val="19"/>
+          <w:u w:val="none"/>
+        </w:rPr>
+        <w:t xml:space="preserve">④   │   </w:t>
+      </w:r>
+      <w:r>
+        <w:rPr>
+          <w:rFonts w:ascii="맑은 고딕" w:hAnsi="맑은 고딕" w:eastAsia="맑은 고딕"/>
+          <w:b/>
+          <w:i w:val="0"/>
+          <w:sz w:val="19"/>
+          <w:u w:val="none"/>
+        </w:rPr>
+        <w:t xml:space="preserve">11 </w:t>
+      </w:r>
+      <w:r>
+        <w:rPr>
+          <w:rFonts w:ascii="맑은 고딕" w:hAnsi="맑은 고딕" w:eastAsia="맑은 고딕"/>
+          <w:b w:val="0"/>
+          <w:i w:val="0"/>
+          <w:sz w:val="19"/>
+          <w:u w:val="none"/>
+        </w:rPr>
+        <w:t xml:space="preserve">③   │   </w:t>
+      </w:r>
+      <w:r>
+        <w:rPr>
+          <w:rFonts w:ascii="맑은 고딕" w:hAnsi="맑은 고딕" w:eastAsia="맑은 고딕"/>
+          <w:b/>
+          <w:i w:val="0"/>
+          <w:sz w:val="19"/>
+          <w:u w:val="none"/>
+        </w:rPr>
+        <w:t xml:space="preserve">12 </w:t>
+      </w:r>
+      <w:r>
+        <w:rPr>
+          <w:rFonts w:ascii="맑은 고딕" w:hAnsi="맑은 고딕" w:eastAsia="맑은 고딕"/>
+          <w:b w:val="0"/>
+          <w:i w:val="0"/>
+          <w:sz w:val="19"/>
+          <w:u w:val="none"/>
+        </w:rPr>
+        <w:t xml:space="preserve">④   │   </w:t>
+      </w:r>
+      <w:r>
+        <w:rPr>
+          <w:rFonts w:ascii="맑은 고딕" w:hAnsi="맑은 고딕" w:eastAsia="맑은 고딕"/>
+          <w:b/>
+          <w:i w:val="0"/>
+          <w:sz w:val="19"/>
+          <w:u w:val="none"/>
+        </w:rPr>
+        <w:t xml:space="preserve">13 </w:t>
+      </w:r>
+      <w:r>
+        <w:rPr>
+          <w:rFonts w:ascii="맑은 고딕" w:hAnsi="맑은 고딕" w:eastAsia="맑은 고딕"/>
+          <w:b w:val="0"/>
+          <w:i w:val="0"/>
+          <w:sz w:val="19"/>
+          <w:u w:val="none"/>
+        </w:rPr>
+        <w:t xml:space="preserve">③   │   </w:t>
+      </w:r>
+      <w:r>
+        <w:rPr>
+          <w:rFonts w:ascii="맑은 고딕" w:hAnsi="맑은 고딕" w:eastAsia="맑은 고딕"/>
+          <w:b/>
+          <w:i w:val="0"/>
+          <w:sz w:val="19"/>
+          <w:u w:val="none"/>
+        </w:rPr>
+        <w:t xml:space="preserve">14 </w:t>
+      </w:r>
+      <w:r>
+        <w:rPr>
+          <w:rFonts w:ascii="맑은 고딕" w:hAnsi="맑은 고딕" w:eastAsia="맑은 고딕"/>
+          <w:b w:val="0"/>
+          <w:i w:val="0"/>
+          <w:sz w:val="19"/>
+          <w:u w:val="none"/>
+        </w:rPr>
+        <w:t xml:space="preserve">④   │   </w:t>
+      </w:r>
+      <w:r>
+        <w:rPr>
+          <w:rFonts w:ascii="맑은 고딕" w:hAnsi="맑은 고딕" w:eastAsia="맑은 고딕"/>
+          <w:b/>
+          <w:i w:val="0"/>
+          <w:sz w:val="19"/>
+          <w:u w:val="none"/>
+        </w:rPr>
+        <w:t xml:space="preserve">15 </w:t>
+      </w:r>
+      <w:r>
+        <w:rPr>
+          <w:rFonts w:ascii="맑은 고딕" w:hAnsi="맑은 고딕" w:eastAsia="맑은 고딕"/>
+          <w:b w:val="0"/>
+          <w:i w:val="0"/>
+          <w:sz w:val="19"/>
+          <w:u w:val="none"/>
+        </w:rPr>
         <w:t xml:space="preserve">②   │   </w:t>
       </w:r>
       <w:r>
@@ -3882,7 +4020,7 @@
           <w:sz w:val="19"/>
           <w:u w:val="none"/>
         </w:rPr>
-        <w:t xml:space="preserve">4 </w:t>
+        <w:t xml:space="preserve">16 </w:t>
       </w:r>
       <w:r>
         <w:rPr>
@@ -3892,7 +4030,7 @@
           <w:sz w:val="19"/>
           <w:u w:val="none"/>
         </w:rPr>
-        <w:t xml:space="preserve">④   │   </w:t>
+        <w:t xml:space="preserve">(1) explanation (2) structure (3) program (4) swarm (5) accumulate   │   </w:t>
       </w:r>
       <w:r>
         <w:rPr>
@@ -3902,7 +4040,7 @@
           <w:sz w:val="19"/>
           <w:u w:val="none"/>
         </w:rPr>
-        <w:t xml:space="preserve">5 </w:t>
+        <w:t xml:space="preserve">17 </w:t>
       </w:r>
       <w:r>
         <w:rPr>
@@ -3912,254 +4050,14 @@
           <w:sz w:val="19"/>
           <w:u w:val="none"/>
         </w:rPr>
-        <w:t xml:space="preserve">⑤   │   </w:t>
-      </w:r>
-      <w:r>
-        <w:rPr>
-          <w:rFonts w:ascii="맑은 고딕" w:hAnsi="맑은 고딕" w:eastAsia="맑은 고딕"/>
-          <w:b/>
-          <w:i w:val="0"/>
-          <w:sz w:val="19"/>
-          <w:u w:val="none"/>
-        </w:rPr>
-        <w:t xml:space="preserve">6 </w:t>
-      </w:r>
-      <w:r>
-        <w:rPr>
-          <w:rFonts w:ascii="맑은 고딕" w:hAnsi="맑은 고딕" w:eastAsia="맑은 고딕"/>
-          <w:b w:val="0"/>
-          <w:i w:val="0"/>
-          <w:sz w:val="19"/>
-          <w:u w:val="none"/>
-        </w:rPr>
-        <w:t xml:space="preserve">②   │   </w:t>
-      </w:r>
-      <w:r>
-        <w:rPr>
-          <w:rFonts w:ascii="맑은 고딕" w:hAnsi="맑은 고딕" w:eastAsia="맑은 고딕"/>
-          <w:b/>
-          <w:i w:val="0"/>
-          <w:sz w:val="19"/>
-          <w:u w:val="none"/>
-        </w:rPr>
-        <w:t xml:space="preserve">7 </w:t>
-      </w:r>
-      <w:r>
-        <w:rPr>
-          <w:rFonts w:ascii="맑은 고딕" w:hAnsi="맑은 고딕" w:eastAsia="맑은 고딕"/>
-          <w:b w:val="0"/>
-          <w:i w:val="0"/>
-          <w:sz w:val="19"/>
-          <w:u w:val="none"/>
-        </w:rPr>
-        <w:t xml:space="preserve">②, ③   │   </w:t>
-      </w:r>
-      <w:r>
-        <w:rPr>
-          <w:rFonts w:ascii="맑은 고딕" w:hAnsi="맑은 고딕" w:eastAsia="맑은 고딕"/>
-          <w:b/>
-          <w:i w:val="0"/>
-          <w:sz w:val="19"/>
-          <w:u w:val="none"/>
-        </w:rPr>
-        <w:t xml:space="preserve">8 </w:t>
-      </w:r>
-      <w:r>
-        <w:rPr>
-          <w:rFonts w:ascii="맑은 고딕" w:hAnsi="맑은 고딕" w:eastAsia="맑은 고딕"/>
-          <w:b w:val="0"/>
-          <w:i w:val="0"/>
-          <w:sz w:val="19"/>
-          <w:u w:val="none"/>
-        </w:rPr>
-        <w:t xml:space="preserve">④, ⑤   │   </w:t>
-      </w:r>
-      <w:r>
-        <w:rPr>
-          <w:rFonts w:ascii="맑은 고딕" w:hAnsi="맑은 고딕" w:eastAsia="맑은 고딕"/>
-          <w:b/>
-          <w:i w:val="0"/>
-          <w:sz w:val="19"/>
-          <w:u w:val="none"/>
-        </w:rPr>
-        <w:t xml:space="preserve">9 </w:t>
-      </w:r>
-      <w:r>
-        <w:rPr>
-          <w:rFonts w:ascii="맑은 고딕" w:hAnsi="맑은 고딕" w:eastAsia="맑은 고딕"/>
-          <w:b w:val="0"/>
-          <w:i w:val="0"/>
-          <w:sz w:val="19"/>
-          <w:u w:val="none"/>
-        </w:rPr>
-        <w:t xml:space="preserve">①, ③, ⑤   │   </w:t>
-      </w:r>
-      <w:r>
-        <w:rPr>
-          <w:rFonts w:ascii="맑은 고딕" w:hAnsi="맑은 고딕" w:eastAsia="맑은 고딕"/>
-          <w:b/>
-          <w:i w:val="0"/>
-          <w:sz w:val="19"/>
-          <w:u w:val="none"/>
-        </w:rPr>
-        <w:t xml:space="preserve">10 </w:t>
-      </w:r>
-      <w:r>
-        <w:rPr>
-          <w:rFonts w:ascii="맑은 고딕" w:hAnsi="맑은 고딕" w:eastAsia="맑은 고딕"/>
-          <w:b w:val="0"/>
-          <w:i w:val="0"/>
-          <w:sz w:val="19"/>
-          <w:u w:val="none"/>
-        </w:rPr>
-        <w:t xml:space="preserve">③   │   </w:t>
-      </w:r>
-      <w:r>
-        <w:rPr>
-          <w:rFonts w:ascii="맑은 고딕" w:hAnsi="맑은 고딕" w:eastAsia="맑은 고딕"/>
-          <w:b/>
-          <w:i w:val="0"/>
-          <w:sz w:val="19"/>
-          <w:u w:val="none"/>
-        </w:rPr>
-        <w:t xml:space="preserve">11 </w:t>
-      </w:r>
-      <w:r>
-        <w:rPr>
-          <w:rFonts w:ascii="맑은 고딕" w:hAnsi="맑은 고딕" w:eastAsia="맑은 고딕"/>
-          <w:b w:val="0"/>
-          <w:i w:val="0"/>
-          <w:sz w:val="19"/>
-          <w:u w:val="none"/>
-        </w:rPr>
-        <w:t xml:space="preserve">⑤   │   </w:t>
-      </w:r>
-      <w:r>
-        <w:rPr>
-          <w:rFonts w:ascii="맑은 고딕" w:hAnsi="맑은 고딕" w:eastAsia="맑은 고딕"/>
-          <w:b/>
-          <w:i w:val="0"/>
-          <w:sz w:val="19"/>
-          <w:u w:val="none"/>
-        </w:rPr>
-        <w:t xml:space="preserve">12 </w:t>
-      </w:r>
-      <w:r>
-        <w:rPr>
-          <w:rFonts w:ascii="맑은 고딕" w:hAnsi="맑은 고딕" w:eastAsia="맑은 고딕"/>
-          <w:b w:val="0"/>
-          <w:i w:val="0"/>
-          <w:sz w:val="19"/>
-          <w:u w:val="none"/>
-        </w:rPr>
-        <w:t xml:space="preserve">④   │   </w:t>
-      </w:r>
-      <w:r>
-        <w:rPr>
-          <w:rFonts w:ascii="맑은 고딕" w:hAnsi="맑은 고딕" w:eastAsia="맑은 고딕"/>
-          <w:b/>
-          <w:i w:val="0"/>
-          <w:sz w:val="19"/>
-          <w:u w:val="none"/>
-        </w:rPr>
-        <w:t xml:space="preserve">13 </w:t>
-      </w:r>
-      <w:r>
-        <w:rPr>
-          <w:rFonts w:ascii="맑은 고딕" w:hAnsi="맑은 고딕" w:eastAsia="맑은 고딕"/>
-          <w:b w:val="0"/>
-          <w:i w:val="0"/>
-          <w:sz w:val="19"/>
-          <w:u w:val="none"/>
-        </w:rPr>
-        <w:t xml:space="preserve">④   │   </w:t>
-      </w:r>
-      <w:r>
-        <w:rPr>
-          <w:rFonts w:ascii="맑은 고딕" w:hAnsi="맑은 고딕" w:eastAsia="맑은 고딕"/>
-          <w:b/>
-          <w:i w:val="0"/>
-          <w:sz w:val="19"/>
-          <w:u w:val="none"/>
-        </w:rPr>
-        <w:t xml:space="preserve">14 </w:t>
-      </w:r>
-      <w:r>
-        <w:rPr>
-          <w:rFonts w:ascii="맑은 고딕" w:hAnsi="맑은 고딕" w:eastAsia="맑은 고딕"/>
-          <w:b w:val="0"/>
-          <w:i w:val="0"/>
-          <w:sz w:val="19"/>
-          <w:u w:val="none"/>
-        </w:rPr>
-        <w:t xml:space="preserve">⑤   │   </w:t>
-      </w:r>
-      <w:r>
-        <w:rPr>
-          <w:rFonts w:ascii="맑은 고딕" w:hAnsi="맑은 고딕" w:eastAsia="맑은 고딕"/>
-          <w:b/>
-          <w:i w:val="0"/>
-          <w:sz w:val="19"/>
-          <w:u w:val="none"/>
-        </w:rPr>
-        <w:t xml:space="preserve">15 </w:t>
-      </w:r>
-      <w:r>
-        <w:rPr>
-          <w:rFonts w:ascii="맑은 고딕" w:hAnsi="맑은 고딕" w:eastAsia="맑은 고딕"/>
-          <w:b w:val="0"/>
-          <w:i w:val="0"/>
-          <w:sz w:val="19"/>
-          <w:u w:val="none"/>
-        </w:rPr>
-        <w:t xml:space="preserve">(1) explanation (2) structure (3) program (4) swarm (5) trap   │   </w:t>
-      </w:r>
-      <w:r>
-        <w:rPr>
-          <w:rFonts w:ascii="맑은 고딕" w:hAnsi="맑은 고딕" w:eastAsia="맑은 고딕"/>
-          <w:b/>
-          <w:i w:val="0"/>
-          <w:sz w:val="19"/>
-          <w:u w:val="none"/>
-        </w:rPr>
-        <w:t xml:space="preserve">16 </w:t>
-      </w:r>
-      <w:r>
-        <w:rPr>
-          <w:rFonts w:ascii="맑은 고딕" w:hAnsi="맑은 고딕" w:eastAsia="맑은 고딕"/>
-          <w:b w:val="0"/>
-          <w:i w:val="0"/>
-          <w:sz w:val="19"/>
-          <w:u w:val="none"/>
-        </w:rPr>
-        <w:t xml:space="preserve">(1) 보다 (2) 끌다 (3) 누르다 (4) 가지다·쥐다 (5) 가다 (6) 알다   │   </w:t>
-      </w:r>
-      <w:r>
-        <w:rPr>
-          <w:rFonts w:ascii="맑은 고딕" w:hAnsi="맑은 고딕" w:eastAsia="맑은 고딕"/>
-          <w:b/>
-          <w:i w:val="0"/>
-          <w:sz w:val="19"/>
-          <w:u w:val="none"/>
-        </w:rPr>
-        <w:t xml:space="preserve">17 </w:t>
-      </w:r>
-      <w:r>
-        <w:rPr>
-          <w:rFonts w:ascii="맑은 고딕" w:hAnsi="맑은 고딕" w:eastAsia="맑은 고딕"/>
-          <w:b w:val="0"/>
-          <w:i w:val="0"/>
-          <w:sz w:val="19"/>
-          <w:u w:val="none"/>
-        </w:rPr>
-        <w:t>③</w:t>
+        <w:t>(1) 보다 (2) 끌다 (3) 누르다 (4) 가지다·쥐다 (5) 가다 (6) 알다</w:t>
       </w:r>
     </w:p>
     <w:sectPr>
       <w:pgSz w:w="11906" w:h="16838"/>
       <w:pgMar w:top="680" w:right="794" w:bottom="624" w:left="794" w:header="720" w:footer="720" w:gutter="0"/>
+      <w:docGrid w:linePitch="360"/>
       <w:cols w:num="1" w:space="360"/>
-      <w:docGrid w:linePitch="360"/>
     </w:sectPr>
   </w:body>
 </w:document>
